--- a/Semestr 3/Algorytmika/projekt/sprawozdanie.docx
+++ b/Semestr 3/Algorytmika/projekt/sprawozdanie.docx
@@ -2,6 +2,2749 @@
 <file path=word/document.xml><?xml version="1.0" encoding="utf-8"?>
 <w:document xmlns:wpc="http://schemas.microsoft.com/office/word/2010/wordprocessingCanvas" xmlns:cx="http://schemas.microsoft.com/office/drawing/2014/chartex" xmlns:cx1="http://schemas.microsoft.com/office/drawing/2015/9/8/chartex" xmlns:cx2="http://schemas.microsoft.com/office/drawing/2015/10/21/chartex" xmlns:cx3="http://schemas.microsoft.com/office/drawing/2016/5/9/chartex" xmlns:cx4="http://schemas.microsoft.com/office/drawing/2016/5/10/chartex" xmlns:cx5="http://schemas.microsoft.com/office/drawing/2016/5/11/chartex" xmlns:cx6="http://schemas.microsoft.com/office/drawing/2016/5/12/chartex" xmlns:cx7="http://schemas.microsoft.com/office/drawing/2016/5/13/chartex" xmlns:cx8="http://schemas.microsoft.com/office/drawing/2016/5/14/chartex" xmlns:mc="http://schemas.openxmlformats.org/markup-compatibility/2006" xmlns:aink="http://schemas.microsoft.com/office/drawing/2016/ink" xmlns:am3d="http://schemas.microsoft.com/office/drawing/2017/model3d" xmlns:o="urn:schemas-microsoft-com:office:office" xmlns:oel="http://schemas.microsoft.com/office/2019/extlst" xmlns:r="http://schemas.openxmlformats.org/officeDocument/2006/relationships" xmlns:m="http://schemas.openxmlformats.org/officeDocument/2006/math" xmlns:v="urn:schemas-microsoft-com:vml" xmlns:wp14="http://schemas.microsoft.com/office/word/2010/wordprocessingDrawing" xmlns:wp="http://schemas.openxmlformats.org/drawingml/2006/wordprocessingDrawing" xmlns:w10="urn:schemas-microsoft-com:office:word" xmlns:w="http://schemas.openxmlformats.org/wordprocessingml/2006/main" xmlns:w14="http://schemas.microsoft.com/office/word/2010/wordml" xmlns:w15="http://schemas.microsoft.com/office/word/2012/wordml" xmlns:w16cex="http://schemas.microsoft.com/office/word/2018/wordml/cex" xmlns:w16cid="http://schemas.microsoft.com/office/word/2016/wordml/cid" xmlns:w16="http://schemas.microsoft.com/office/word/2018/wordml" xmlns:w16du="http://schemas.microsoft.com/office/word/2023/wordml/word16du" xmlns:w16sdtdh="http://schemas.microsoft.com/office/word/2020/wordml/sdtdatahash" xmlns:w16sdtfl="http://schemas.microsoft.com/office/word/2024/wordml/sdtformatlock" xmlns:w16se="http://schemas.microsoft.com/office/word/2015/wordml/symex" xmlns:wpg="http://schemas.microsoft.com/office/word/2010/wordprocessingGroup" xmlns:wpi="http://schemas.microsoft.com/office/word/2010/wordprocessingInk" xmlns:wne="http://schemas.microsoft.com/office/word/2006/wordml" xmlns:wps="http://schemas.microsoft.com/office/word/2010/wordprocessingShape" mc:Ignorable="w14 w15 w16se w16cid w16 w16cex w16sdtdh w16sdtfl w16du wp14">
   <w:body>
+    <w:p>
+      <w:pPr>
+        <w:pStyle w:val="Nagwek1"/>
+        <w:jc w:val="center"/>
+      </w:pPr>
+      <w:bookmarkStart w:id="0" w:name="_Hlk215406859"/>
+      <w:r>
+        <w:t>Algorytmy Analizy Numerycznej</w:t>
+      </w:r>
+    </w:p>
+    <w:p>
+      <w:pPr>
+        <w:pStyle w:val="Nagwek1"/>
+        <w:jc w:val="center"/>
+      </w:pPr>
+      <w:r>
+        <w:rPr>
+          <w:rStyle w:val="Nagwek2Znak"/>
+        </w:rPr>
+        <w:t>Projekt</w:t>
+      </w:r>
+      <w:r>
+        <w:rPr>
+          <w:rStyle w:val="Nagwek2Znak"/>
+        </w:rPr>
+        <w:t xml:space="preserve"> </w:t>
+      </w:r>
+      <w:r>
+        <w:rPr>
+          <w:rStyle w:val="Nagwek2Znak"/>
+        </w:rPr>
+        <w:t>1</w:t>
+      </w:r>
+      <w:r>
+        <w:rPr>
+          <w:rStyle w:val="Nagwek2Znak"/>
+        </w:rPr>
+        <w:t>:</w:t>
+      </w:r>
+      <w:r>
+        <w:br/>
+      </w:r>
+      <w:r>
+        <w:t xml:space="preserve">Metody rozwiązywania układów równań liniowych. Metoda eliminacji Gaussa. Metody rozkładu macierzy oparte na eliminacji Gaussa. </w:t>
+      </w:r>
+      <w:r>
+        <w:br/>
+      </w:r>
+      <w:r>
+        <w:br/>
+      </w:r>
+    </w:p>
+    <w:p>
+      <w:pPr>
+        <w:pStyle w:val="Nagwek1"/>
+        <w:jc w:val="center"/>
+        <w:rPr>
+          <w:b/>
+          <w:bCs/>
+        </w:rPr>
+      </w:pPr>
+      <w:r>
+        <w:rPr>
+          <w:rStyle w:val="Nagwek2Znak"/>
+        </w:rPr>
+        <w:t>Prowadzący:</w:t>
+      </w:r>
+      <w:r>
+        <w:br/>
+      </w:r>
+      <w:r>
+        <w:rPr>
+          <w:b/>
+          <w:bCs/>
+        </w:rPr>
+        <w:t xml:space="preserve">dr Edyta Łukasik, </w:t>
+      </w:r>
+      <w:r>
+        <w:rPr>
+          <w:b/>
+          <w:bCs/>
+        </w:rPr>
+        <w:br/>
+      </w:r>
+      <w:r>
+        <w:rPr>
+          <w:b/>
+          <w:bCs/>
+        </w:rPr>
+        <w:t>prof. uczelni</w:t>
+      </w:r>
+    </w:p>
+    <w:p/>
+    <w:p/>
+    <w:p/>
+    <w:p>
+      <w:pPr>
+        <w:rPr>
+          <w:sz w:val="28"/>
+          <w:szCs w:val="28"/>
+        </w:rPr>
+      </w:pPr>
+      <w:r>
+        <w:rPr>
+          <w:sz w:val="28"/>
+          <w:szCs w:val="28"/>
+        </w:rPr>
+        <w:br/>
+      </w:r>
+      <w:r>
+        <w:rPr>
+          <w:sz w:val="28"/>
+          <w:szCs w:val="28"/>
+        </w:rPr>
+        <w:br/>
+      </w:r>
+      <w:r>
+        <w:rPr>
+          <w:sz w:val="28"/>
+          <w:szCs w:val="28"/>
+        </w:rPr>
+        <w:br/>
+      </w:r>
+      <w:r>
+        <w:rPr>
+          <w:sz w:val="28"/>
+          <w:szCs w:val="28"/>
+        </w:rPr>
+        <w:t>Autor:</w:t>
+      </w:r>
+      <w:r>
+        <w:rPr>
+          <w:sz w:val="28"/>
+          <w:szCs w:val="28"/>
+        </w:rPr>
+        <w:br/>
+        <w:t>Nikodem Goławski</w:t>
+      </w:r>
+    </w:p>
+    <w:p>
+      <w:pPr>
+        <w:rPr>
+          <w:sz w:val="28"/>
+          <w:szCs w:val="28"/>
+        </w:rPr>
+      </w:pPr>
+    </w:p>
+    <w:p>
+      <w:pPr>
+        <w:rPr>
+          <w:sz w:val="28"/>
+          <w:szCs w:val="28"/>
+        </w:rPr>
+      </w:pPr>
+      <w:r>
+        <w:rPr>
+          <w:sz w:val="28"/>
+          <w:szCs w:val="28"/>
+        </w:rPr>
+        <w:t xml:space="preserve">Data </w:t>
+      </w:r>
+      <w:r>
+        <w:rPr>
+          <w:sz w:val="28"/>
+          <w:szCs w:val="28"/>
+        </w:rPr>
+        <w:t xml:space="preserve">/ miejsce </w:t>
+      </w:r>
+      <w:r>
+        <w:rPr>
+          <w:sz w:val="28"/>
+          <w:szCs w:val="28"/>
+        </w:rPr>
+        <w:t>wykonania</w:t>
+      </w:r>
+      <w:r>
+        <w:rPr>
+          <w:sz w:val="28"/>
+          <w:szCs w:val="28"/>
+        </w:rPr>
+        <w:br/>
+      </w:r>
+      <w:r>
+        <w:rPr>
+          <w:sz w:val="28"/>
+          <w:szCs w:val="28"/>
+        </w:rPr>
+        <w:t xml:space="preserve">Lublin, </w:t>
+      </w:r>
+      <w:r>
+        <w:rPr>
+          <w:sz w:val="28"/>
+          <w:szCs w:val="28"/>
+        </w:rPr>
+        <w:t>2.12.2026</w:t>
+      </w:r>
+    </w:p>
+    <w:p/>
+    <w:p>
+      <w:pPr>
+        <w:rPr>
+          <w:noProof/>
+        </w:rPr>
+      </w:pPr>
+    </w:p>
+    <w:p>
+      <w:pPr>
+        <w:jc w:val="center"/>
+        <w:rPr>
+          <w:noProof/>
+        </w:rPr>
+      </w:pPr>
+      <w:r>
+        <w:rPr>
+          <w:noProof/>
+        </w:rPr>
+        <w:drawing>
+          <wp:inline distT="0" distB="0" distL="0" distR="0" wp14:anchorId="5BF1C48B" wp14:editId="650DF657">
+            <wp:extent cx="3975735" cy="739775"/>
+            <wp:effectExtent l="0" t="0" r="5715" b="3175"/>
+            <wp:docPr id="805755117" name="Obraz 4" descr="Wydział Elektrotechniki i Informatyki"/>
+            <wp:cNvGraphicFramePr>
+              <a:graphicFrameLocks xmlns:a="http://schemas.openxmlformats.org/drawingml/2006/main" noChangeAspect="1"/>
+            </wp:cNvGraphicFramePr>
+            <a:graphic xmlns:a="http://schemas.openxmlformats.org/drawingml/2006/main">
+              <a:graphicData uri="http://schemas.openxmlformats.org/drawingml/2006/picture">
+                <pic:pic xmlns:pic="http://schemas.openxmlformats.org/drawingml/2006/picture">
+                  <pic:nvPicPr>
+                    <pic:cNvPr id="0" name="Picture 7" descr="Wydział Elektrotechniki i Informatyki"/>
+                    <pic:cNvPicPr>
+                      <a:picLocks noChangeAspect="1" noChangeArrowheads="1"/>
+                    </pic:cNvPicPr>
+                  </pic:nvPicPr>
+                  <pic:blipFill>
+                    <a:blip r:embed="rId5">
+                      <a:extLst>
+                        <a:ext uri="{28A0092B-C50C-407E-A947-70E740481C1C}">
+                          <a14:useLocalDpi xmlns:a14="http://schemas.microsoft.com/office/drawing/2010/main" val="0"/>
+                        </a:ext>
+                      </a:extLst>
+                    </a:blip>
+                    <a:srcRect/>
+                    <a:stretch>
+                      <a:fillRect/>
+                    </a:stretch>
+                  </pic:blipFill>
+                  <pic:spPr bwMode="auto">
+                    <a:xfrm>
+                      <a:off x="0" y="0"/>
+                      <a:ext cx="3975735" cy="739775"/>
+                    </a:xfrm>
+                    <a:prstGeom prst="rect">
+                      <a:avLst/>
+                    </a:prstGeom>
+                    <a:noFill/>
+                    <a:ln>
+                      <a:noFill/>
+                    </a:ln>
+                  </pic:spPr>
+                </pic:pic>
+              </a:graphicData>
+            </a:graphic>
+          </wp:inline>
+        </w:drawing>
+      </w:r>
+    </w:p>
+    <w:bookmarkEnd w:id="0"/>
+    <w:p>
+      <w:pPr>
+        <w:pStyle w:val="Nagwek2"/>
+        <w:numPr>
+          <w:ilvl w:val="0"/>
+          <w:numId w:val="2"/>
+        </w:numPr>
+      </w:pPr>
+      <w:r>
+        <w:lastRenderedPageBreak/>
+        <w:t>Wstęp</w:t>
+      </w:r>
+    </w:p>
+    <w:p>
+      <w:r>
+        <w:t>Metoda eliminacji Gaussa</w:t>
+      </w:r>
+      <w:r>
+        <w:t xml:space="preserve"> </w:t>
+      </w:r>
+      <w:r>
+        <w:t>jest standardową techniką rozwiązywania układów równań liniowych. Algorytm ten polega na stopniowym przekształcaniu macierzy rozszerzonej reprezentującej układ równań do postaci schodkowej, po czym wykonuje się podstawianie wsteczn</w:t>
+      </w:r>
+      <w:r>
+        <w:t>e</w:t>
+      </w:r>
+      <w:r>
+        <w:t>.</w:t>
+      </w:r>
+    </w:p>
+    <w:p>
+      <w:r>
+        <w:t xml:space="preserve"> Złożoność obliczeniowa tej metody wynosi O(n³) dla układu n równań z n niewiadomymi. W implementacji C++ zastosowano pomocnicze funkcje do operacji na wierszach i kolumnach (takie jak zamiana wierszy/kolumn, eliminacja i podstawianie wsteczne), co pozwala uniknąć powielania kodu i poprawia czytelność programu.</w:t>
+      </w:r>
+    </w:p>
+    <w:p>
+      <w:r>
+        <w:t xml:space="preserve">Program posiada ujednolicony interfejs użytkownika dla wszystkich metod eliminacji. Niezależnie od wybranej metody, użytkownik w pierwszym kroku wybiera sposób eliminacji Gaussa, a następnie jeden z dwóch predefiniowanych zestawów danych wejściowych. </w:t>
+      </w:r>
+    </w:p>
+    <w:p>
+      <w:pPr>
+        <w:jc w:val="center"/>
+      </w:pPr>
+      <w:r>
+        <w:drawing>
+          <wp:inline distT="0" distB="0" distL="0" distR="0" wp14:anchorId="4631652E" wp14:editId="7DE231D4">
+            <wp:extent cx="2787650" cy="3519229"/>
+            <wp:effectExtent l="0" t="0" r="0" b="5080"/>
+            <wp:docPr id="68238050" name="Obraz 1" descr="Obraz zawierający tekst, zrzut ekranu, Czcionka, design&#10;&#10;Zawartość wygenerowana przez AI może być niepoprawna."/>
+            <wp:cNvGraphicFramePr>
+              <a:graphicFrameLocks xmlns:a="http://schemas.openxmlformats.org/drawingml/2006/main" noChangeAspect="1"/>
+            </wp:cNvGraphicFramePr>
+            <a:graphic xmlns:a="http://schemas.openxmlformats.org/drawingml/2006/main">
+              <a:graphicData uri="http://schemas.openxmlformats.org/drawingml/2006/picture">
+                <pic:pic xmlns:pic="http://schemas.openxmlformats.org/drawingml/2006/picture">
+                  <pic:nvPicPr>
+                    <pic:cNvPr id="68238050" name="Obraz 1" descr="Obraz zawierający tekst, zrzut ekranu, Czcionka, design&#10;&#10;Zawartość wygenerowana przez AI może być niepoprawna."/>
+                    <pic:cNvPicPr/>
+                  </pic:nvPicPr>
+                  <pic:blipFill>
+                    <a:blip r:embed="rId6"/>
+                    <a:stretch>
+                      <a:fillRect/>
+                    </a:stretch>
+                  </pic:blipFill>
+                  <pic:spPr>
+                    <a:xfrm>
+                      <a:off x="0" y="0"/>
+                      <a:ext cx="2791879" cy="3524568"/>
+                    </a:xfrm>
+                    <a:prstGeom prst="rect">
+                      <a:avLst/>
+                    </a:prstGeom>
+                  </pic:spPr>
+                </pic:pic>
+              </a:graphicData>
+            </a:graphic>
+          </wp:inline>
+        </w:drawing>
+      </w:r>
+    </w:p>
+    <w:p>
+      <w:r>
+        <w:t>Dla każdej metody eliminacji przygotowano dwa zestawy danych wejściowych. Pierwszy zestaw został dobrany w taki sposób, aby dana metoda poprawnie rozwiązywała układ równań i ilustrowała jej standardowe działanie. Drugi zestaw danych zawiera przypadki problematyczne z punktu widzenia danej metody (np. bardzo małe elementy na przekątnej lub niekorzystne ułożenie współczynników), co pozwala zaprezentować jej ograniczenia oraz potencjalne problemy numeryczne.</w:t>
+      </w:r>
+    </w:p>
+    <w:p>
+      <w:r>
+        <w:br w:type="page"/>
+      </w:r>
+    </w:p>
+    <w:p>
+      <w:pPr>
+        <w:pStyle w:val="Nagwek2"/>
+        <w:numPr>
+          <w:ilvl w:val="0"/>
+          <w:numId w:val="2"/>
+        </w:numPr>
+      </w:pPr>
+      <w:bookmarkStart w:id="1" w:name="X49c0ebc229eaac72b98cd4e01381894a3065e58"/>
+      <w:r>
+        <w:lastRenderedPageBreak/>
+        <w:t>Metoda podstawowa</w:t>
+      </w:r>
+    </w:p>
+    <w:p>
+      <w:r>
+        <w:rPr>
+          <w:b/>
+          <w:bCs/>
+        </w:rPr>
+        <w:t>Opis działania:</w:t>
+      </w:r>
+      <w:r>
+        <w:t xml:space="preserve"> </w:t>
+      </w:r>
+    </w:p>
+    <w:p>
+      <w:r>
+        <w:t xml:space="preserve">W tej najprostszej wersji algorytmu eliminuje się kolejne zmienne bez żadnego </w:t>
+      </w:r>
+      <w:proofErr w:type="spellStart"/>
+      <w:r>
+        <w:t>pivotingu</w:t>
+      </w:r>
+      <w:proofErr w:type="spellEnd"/>
+      <w:r>
+        <w:t>. Krokami algorytmu są:</w:t>
+      </w:r>
+    </w:p>
+    <w:p>
+      <w:pPr>
+        <w:pStyle w:val="Akapitzlist"/>
+        <w:numPr>
+          <w:ilvl w:val="0"/>
+          <w:numId w:val="4"/>
+        </w:numPr>
+      </w:pPr>
+      <w:r>
+        <w:t>Przedstaw układ w postaci macierzy rozszerzonej [</w:t>
+      </w:r>
+      <w:proofErr w:type="spellStart"/>
+      <w:r>
+        <w:t>A|b</w:t>
+      </w:r>
+      <w:proofErr w:type="spellEnd"/>
+      <w:r>
+        <w:t>].</w:t>
+      </w:r>
+    </w:p>
+    <w:p>
+      <w:pPr>
+        <w:pStyle w:val="Akapitzlist"/>
+        <w:numPr>
+          <w:ilvl w:val="0"/>
+          <w:numId w:val="4"/>
+        </w:numPr>
+      </w:pPr>
+      <w:r>
+        <w:t xml:space="preserve"> Dla k = 1 do n–1: przyjmij element główny jako </w:t>
+      </w:r>
+      <m:oMath>
+        <m:sSub>
+          <m:sSubPr>
+            <m:ctrlPr>
+              <w:rPr>
+                <w:rFonts w:ascii="Cambria Math" w:hAnsi="Cambria Math"/>
+              </w:rPr>
+            </m:ctrlPr>
+          </m:sSubPr>
+          <m:e>
+            <m:r>
+              <w:rPr>
+                <w:rFonts w:ascii="Cambria Math" w:hAnsi="Cambria Math"/>
+              </w:rPr>
+              <m:t>a</m:t>
+            </m:r>
+          </m:e>
+          <m:sub>
+            <m:r>
+              <w:rPr>
+                <w:rFonts w:ascii="Cambria Math" w:hAnsi="Cambria Math"/>
+              </w:rPr>
+              <m:t>kk</m:t>
+            </m:r>
+          </m:sub>
+        </m:sSub>
+      </m:oMath>
+      <w:r>
+        <w:t xml:space="preserve">. Jeśli </w:t>
+      </w:r>
+      <m:oMath>
+        <m:sSub>
+          <m:sSubPr>
+            <m:ctrlPr>
+              <w:rPr>
+                <w:rFonts w:ascii="Cambria Math" w:hAnsi="Cambria Math"/>
+              </w:rPr>
+            </m:ctrlPr>
+          </m:sSubPr>
+          <m:e>
+            <m:r>
+              <w:rPr>
+                <w:rFonts w:ascii="Cambria Math" w:hAnsi="Cambria Math"/>
+              </w:rPr>
+              <m:t>a</m:t>
+            </m:r>
+          </m:e>
+          <m:sub>
+            <m:r>
+              <w:rPr>
+                <w:rFonts w:ascii="Cambria Math" w:hAnsi="Cambria Math"/>
+              </w:rPr>
+              <m:t>kk</m:t>
+            </m:r>
+          </m:sub>
+        </m:sSub>
+        <m:r>
+          <m:rPr>
+            <m:sty m:val="p"/>
+          </m:rPr>
+          <w:rPr>
+            <w:rFonts w:ascii="Cambria Math" w:hAnsi="Cambria Math"/>
+          </w:rPr>
+          <m:t>≠</m:t>
+        </m:r>
+        <m:r>
+          <w:rPr>
+            <w:rFonts w:ascii="Cambria Math" w:hAnsi="Cambria Math"/>
+          </w:rPr>
+          <m:t>0</m:t>
+        </m:r>
+      </m:oMath>
+      <w:r>
+        <w:t xml:space="preserve">, wykonaj dla każdego wiersza </w:t>
+      </w:r>
+      <m:oMath>
+        <m:r>
+          <w:rPr>
+            <w:rFonts w:ascii="Cambria Math" w:hAnsi="Cambria Math"/>
+          </w:rPr>
+          <m:t>i</m:t>
+        </m:r>
+        <m:r>
+          <m:rPr>
+            <m:sty m:val="p"/>
+          </m:rPr>
+          <w:rPr>
+            <w:rFonts w:ascii="Cambria Math" w:hAnsi="Cambria Math"/>
+          </w:rPr>
+          <m:t>=</m:t>
+        </m:r>
+        <m:r>
+          <w:rPr>
+            <w:rFonts w:ascii="Cambria Math" w:hAnsi="Cambria Math"/>
+          </w:rPr>
+          <m:t>k</m:t>
+        </m:r>
+        <m:r>
+          <m:rPr>
+            <m:sty m:val="p"/>
+          </m:rPr>
+          <w:rPr>
+            <w:rFonts w:ascii="Cambria Math" w:hAnsi="Cambria Math"/>
+          </w:rPr>
+          <m:t>+</m:t>
+        </m:r>
+        <m:r>
+          <w:rPr>
+            <w:rFonts w:ascii="Cambria Math" w:hAnsi="Cambria Math"/>
+          </w:rPr>
+          <m:t>1</m:t>
+        </m:r>
+        <m:r>
+          <m:rPr>
+            <m:sty m:val="p"/>
+          </m:rPr>
+          <w:rPr>
+            <w:rFonts w:ascii="Cambria Math" w:hAnsi="Cambria Math"/>
+          </w:rPr>
+          <m:t>…</m:t>
+        </m:r>
+        <m:r>
+          <w:rPr>
+            <w:rFonts w:ascii="Cambria Math" w:hAnsi="Cambria Math"/>
+          </w:rPr>
+          <m:t>n</m:t>
+        </m:r>
+      </m:oMath>
+      <w:r>
+        <w:t xml:space="preserve"> operację: oblicz współczynnik </w:t>
+      </w:r>
+      <m:oMath>
+        <m:r>
+          <w:rPr>
+            <w:rFonts w:ascii="Cambria Math" w:hAnsi="Cambria Math"/>
+          </w:rPr>
+          <m:t>f</m:t>
+        </m:r>
+        <m:r>
+          <m:rPr>
+            <m:sty m:val="p"/>
+          </m:rPr>
+          <w:rPr>
+            <w:rFonts w:ascii="Cambria Math" w:hAnsi="Cambria Math"/>
+          </w:rPr>
+          <m:t>=</m:t>
+        </m:r>
+        <m:sSub>
+          <m:sSubPr>
+            <m:ctrlPr>
+              <w:rPr>
+                <w:rFonts w:ascii="Cambria Math" w:hAnsi="Cambria Math"/>
+              </w:rPr>
+            </m:ctrlPr>
+          </m:sSubPr>
+          <m:e>
+            <m:r>
+              <w:rPr>
+                <w:rFonts w:ascii="Cambria Math" w:hAnsi="Cambria Math"/>
+              </w:rPr>
+              <m:t>a</m:t>
+            </m:r>
+          </m:e>
+          <m:sub>
+            <m:r>
+              <w:rPr>
+                <w:rFonts w:ascii="Cambria Math" w:hAnsi="Cambria Math"/>
+              </w:rPr>
+              <m:t>ik</m:t>
+            </m:r>
+          </m:sub>
+        </m:sSub>
+        <m:r>
+          <m:rPr>
+            <m:sty m:val="p"/>
+          </m:rPr>
+          <w:rPr>
+            <w:rFonts w:ascii="Cambria Math" w:hAnsi="Cambria Math"/>
+          </w:rPr>
+          <m:t>/</m:t>
+        </m:r>
+        <m:sSub>
+          <m:sSubPr>
+            <m:ctrlPr>
+              <w:rPr>
+                <w:rFonts w:ascii="Cambria Math" w:hAnsi="Cambria Math"/>
+              </w:rPr>
+            </m:ctrlPr>
+          </m:sSubPr>
+          <m:e>
+            <m:r>
+              <w:rPr>
+                <w:rFonts w:ascii="Cambria Math" w:hAnsi="Cambria Math"/>
+              </w:rPr>
+              <m:t>a</m:t>
+            </m:r>
+          </m:e>
+          <m:sub>
+            <m:r>
+              <w:rPr>
+                <w:rFonts w:ascii="Cambria Math" w:hAnsi="Cambria Math"/>
+              </w:rPr>
+              <m:t>kk</m:t>
+            </m:r>
+          </m:sub>
+        </m:sSub>
+      </m:oMath>
+      <w:r>
+        <w:t xml:space="preserve"> i odejmij od wiersza i wiersz k pomnożony przez f, tak by wyzerować </w:t>
+      </w:r>
+      <m:oMath>
+        <m:sSub>
+          <m:sSubPr>
+            <m:ctrlPr>
+              <w:rPr>
+                <w:rFonts w:ascii="Cambria Math" w:hAnsi="Cambria Math"/>
+              </w:rPr>
+            </m:ctrlPr>
+          </m:sSubPr>
+          <m:e>
+            <m:r>
+              <w:rPr>
+                <w:rFonts w:ascii="Cambria Math" w:hAnsi="Cambria Math"/>
+              </w:rPr>
+              <m:t>a</m:t>
+            </m:r>
+          </m:e>
+          <m:sub>
+            <m:r>
+              <w:rPr>
+                <w:rFonts w:ascii="Cambria Math" w:hAnsi="Cambria Math"/>
+              </w:rPr>
+              <m:t>ik</m:t>
+            </m:r>
+          </m:sub>
+        </m:sSub>
+      </m:oMath>
+      <w:r>
+        <w:t>. (W efekcie poniżej przekątnej w kolumnie k uzyskujemy same zera.)</w:t>
+      </w:r>
+    </w:p>
+    <w:p>
+      <w:pPr>
+        <w:pStyle w:val="Akapitzlist"/>
+        <w:numPr>
+          <w:ilvl w:val="0"/>
+          <w:numId w:val="4"/>
+        </w:numPr>
+      </w:pPr>
+      <w:r>
+        <w:t xml:space="preserve">Po zakończeniu eliminacji macierz otrzymuje postać trójkątną. Następnie obliczamy rozwiązanie metodą podstawiania wstecznego: dla i=n…1 obliczamy </w:t>
+      </w:r>
+      <m:oMath>
+        <m:sSub>
+          <m:sSubPr>
+            <m:ctrlPr>
+              <w:rPr>
+                <w:rFonts w:ascii="Cambria Math" w:hAnsi="Cambria Math"/>
+              </w:rPr>
+            </m:ctrlPr>
+          </m:sSubPr>
+          <m:e>
+            <m:r>
+              <w:rPr>
+                <w:rFonts w:ascii="Cambria Math" w:hAnsi="Cambria Math"/>
+              </w:rPr>
+              <m:t>x</m:t>
+            </m:r>
+          </m:e>
+          <m:sub>
+            <m:r>
+              <w:rPr>
+                <w:rFonts w:ascii="Cambria Math" w:hAnsi="Cambria Math"/>
+              </w:rPr>
+              <m:t>i</m:t>
+            </m:r>
+          </m:sub>
+        </m:sSub>
+        <m:r>
+          <m:rPr>
+            <m:sty m:val="p"/>
+          </m:rPr>
+          <w:rPr>
+            <w:rFonts w:ascii="Cambria Math" w:hAnsi="Cambria Math"/>
+          </w:rPr>
+          <m:t>=</m:t>
+        </m:r>
+        <m:d>
+          <m:dPr>
+            <m:ctrlPr>
+              <w:rPr>
+                <w:rFonts w:ascii="Cambria Math" w:hAnsi="Cambria Math"/>
+              </w:rPr>
+            </m:ctrlPr>
+          </m:dPr>
+          <m:e>
+            <m:sSub>
+              <m:sSubPr>
+                <m:ctrlPr>
+                  <w:rPr>
+                    <w:rFonts w:ascii="Cambria Math" w:hAnsi="Cambria Math"/>
+                  </w:rPr>
+                </m:ctrlPr>
+              </m:sSubPr>
+              <m:e>
+                <m:r>
+                  <w:rPr>
+                    <w:rFonts w:ascii="Cambria Math" w:hAnsi="Cambria Math"/>
+                  </w:rPr>
+                  <m:t>b</m:t>
+                </m:r>
+              </m:e>
+              <m:sub>
+                <m:r>
+                  <w:rPr>
+                    <w:rFonts w:ascii="Cambria Math" w:hAnsi="Cambria Math"/>
+                  </w:rPr>
+                  <m:t>i</m:t>
+                </m:r>
+              </m:sub>
+            </m:sSub>
+            <m:r>
+              <m:rPr>
+                <m:sty m:val="p"/>
+              </m:rPr>
+              <w:rPr>
+                <w:rFonts w:ascii="Cambria Math" w:hAnsi="Cambria Math"/>
+              </w:rPr>
+              <m:t>-</m:t>
+            </m:r>
+            <m:nary>
+              <m:naryPr>
+                <m:chr m:val="∑"/>
+                <m:limLoc m:val="undOvr"/>
+                <m:ctrlPr>
+                  <w:rPr>
+                    <w:rFonts w:ascii="Cambria Math" w:hAnsi="Cambria Math"/>
+                  </w:rPr>
+                </m:ctrlPr>
+              </m:naryPr>
+              <m:sub>
+                <m:r>
+                  <w:rPr>
+                    <w:rFonts w:ascii="Cambria Math" w:hAnsi="Cambria Math"/>
+                  </w:rPr>
+                  <m:t>j</m:t>
+                </m:r>
+                <m:r>
+                  <m:rPr>
+                    <m:sty m:val="p"/>
+                  </m:rPr>
+                  <w:rPr>
+                    <w:rFonts w:ascii="Cambria Math" w:hAnsi="Cambria Math"/>
+                  </w:rPr>
+                  <m:t>=</m:t>
+                </m:r>
+                <m:r>
+                  <w:rPr>
+                    <w:rFonts w:ascii="Cambria Math" w:hAnsi="Cambria Math"/>
+                  </w:rPr>
+                  <m:t>i</m:t>
+                </m:r>
+                <m:r>
+                  <m:rPr>
+                    <m:sty m:val="p"/>
+                  </m:rPr>
+                  <w:rPr>
+                    <w:rFonts w:ascii="Cambria Math" w:hAnsi="Cambria Math"/>
+                  </w:rPr>
+                  <m:t>+</m:t>
+                </m:r>
+                <m:r>
+                  <w:rPr>
+                    <w:rFonts w:ascii="Cambria Math" w:hAnsi="Cambria Math"/>
+                  </w:rPr>
+                  <m:t>1</m:t>
+                </m:r>
+              </m:sub>
+              <m:sup>
+                <m:r>
+                  <w:rPr>
+                    <w:rFonts w:ascii="Cambria Math" w:hAnsi="Cambria Math"/>
+                  </w:rPr>
+                  <m:t>n</m:t>
+                </m:r>
+              </m:sup>
+              <m:e>
+                <m:sSub>
+                  <m:sSubPr>
+                    <m:ctrlPr>
+                      <w:rPr>
+                        <w:rFonts w:ascii="Cambria Math" w:hAnsi="Cambria Math"/>
+                      </w:rPr>
+                    </m:ctrlPr>
+                  </m:sSubPr>
+                  <m:e>
+                    <m:r>
+                      <w:rPr>
+                        <w:rFonts w:ascii="Cambria Math" w:hAnsi="Cambria Math"/>
+                      </w:rPr>
+                      <m:t>a</m:t>
+                    </m:r>
+                  </m:e>
+                  <m:sub>
+                    <m:r>
+                      <w:rPr>
+                        <w:rFonts w:ascii="Cambria Math" w:hAnsi="Cambria Math"/>
+                      </w:rPr>
+                      <m:t>ij</m:t>
+                    </m:r>
+                  </m:sub>
+                </m:sSub>
+              </m:e>
+            </m:nary>
+            <m:sSub>
+              <m:sSubPr>
+                <m:ctrlPr>
+                  <w:rPr>
+                    <w:rFonts w:ascii="Cambria Math" w:hAnsi="Cambria Math"/>
+                  </w:rPr>
+                </m:ctrlPr>
+              </m:sSubPr>
+              <m:e>
+                <m:r>
+                  <w:rPr>
+                    <w:rFonts w:ascii="Cambria Math" w:hAnsi="Cambria Math"/>
+                  </w:rPr>
+                  <m:t>x</m:t>
+                </m:r>
+              </m:e>
+              <m:sub>
+                <m:r>
+                  <w:rPr>
+                    <w:rFonts w:ascii="Cambria Math" w:hAnsi="Cambria Math"/>
+                  </w:rPr>
+                  <m:t>j</m:t>
+                </m:r>
+              </m:sub>
+            </m:sSub>
+          </m:e>
+        </m:d>
+        <m:r>
+          <m:rPr>
+            <m:sty m:val="p"/>
+          </m:rPr>
+          <w:rPr>
+            <w:rFonts w:ascii="Cambria Math" w:hAnsi="Cambria Math"/>
+          </w:rPr>
+          <m:t>/</m:t>
+        </m:r>
+        <m:sSub>
+          <m:sSubPr>
+            <m:ctrlPr>
+              <w:rPr>
+                <w:rFonts w:ascii="Cambria Math" w:hAnsi="Cambria Math"/>
+              </w:rPr>
+            </m:ctrlPr>
+          </m:sSubPr>
+          <m:e>
+            <m:r>
+              <w:rPr>
+                <w:rFonts w:ascii="Cambria Math" w:hAnsi="Cambria Math"/>
+              </w:rPr>
+              <m:t>a</m:t>
+            </m:r>
+          </m:e>
+          <m:sub>
+            <m:r>
+              <w:rPr>
+                <w:rFonts w:ascii="Cambria Math" w:hAnsi="Cambria Math"/>
+              </w:rPr>
+              <m:t>ii</m:t>
+            </m:r>
+          </m:sub>
+        </m:sSub>
+      </m:oMath>
+      <w:r>
+        <w:t>.</w:t>
+      </w:r>
+    </w:p>
+    <w:p>
+      <w:pPr>
+        <w:pStyle w:val="Akapitzlist"/>
+      </w:pPr>
+    </w:p>
+    <w:p>
+      <w:r>
+        <w:rPr>
+          <w:b/>
+          <w:bCs/>
+        </w:rPr>
+        <w:t>Problemy i ograniczenia:</w:t>
+      </w:r>
+      <w:r>
+        <w:t xml:space="preserve"> </w:t>
+      </w:r>
+    </w:p>
+    <w:p>
+      <w:r>
+        <w:t xml:space="preserve">Podstawowa metoda bez wyboru elementu głównego jest bardzo wrażliwa na wartości zerowe lub bliskie zeru na głównej przekątnej. Jeśli w którymkolwiek kroku </w:t>
+      </w:r>
+      <m:oMath>
+        <m:sSub>
+          <m:sSubPr>
+            <m:ctrlPr>
+              <w:rPr>
+                <w:rFonts w:ascii="Cambria Math" w:hAnsi="Cambria Math"/>
+              </w:rPr>
+            </m:ctrlPr>
+          </m:sSubPr>
+          <m:e>
+            <m:r>
+              <w:rPr>
+                <w:rFonts w:ascii="Cambria Math" w:hAnsi="Cambria Math"/>
+              </w:rPr>
+              <m:t>a</m:t>
+            </m:r>
+          </m:e>
+          <m:sub>
+            <m:r>
+              <w:rPr>
+                <w:rFonts w:ascii="Cambria Math" w:hAnsi="Cambria Math"/>
+              </w:rPr>
+              <m:t>kk</m:t>
+            </m:r>
+          </m:sub>
+        </m:sSub>
+        <m:r>
+          <m:rPr>
+            <m:sty m:val="p"/>
+          </m:rPr>
+          <w:rPr>
+            <w:rFonts w:ascii="Cambria Math" w:hAnsi="Cambria Math"/>
+          </w:rPr>
+          <m:t>=</m:t>
+        </m:r>
+        <m:r>
+          <w:rPr>
+            <w:rFonts w:ascii="Cambria Math" w:hAnsi="Cambria Math"/>
+          </w:rPr>
+          <m:t>0</m:t>
+        </m:r>
+      </m:oMath>
+      <w:r>
+        <w:t xml:space="preserve"> lub jest bliskie zera, dzielenie nie jest możliwe – algorytm musi zostać przerwany.</w:t>
+      </w:r>
+      <w:r>
+        <w:t xml:space="preserve"> W efekcie</w:t>
+      </w:r>
+      <w:r>
+        <w:t xml:space="preserve"> przy niewłaściwie ustawionych współczynnikach eliminacja może się „zawiesić” lub dać duże błędy numeryczne. Eliminacja bez </w:t>
+      </w:r>
+      <w:proofErr w:type="spellStart"/>
+      <w:r>
+        <w:t>pivotingu</w:t>
+      </w:r>
+      <w:proofErr w:type="spellEnd"/>
+      <w:r>
+        <w:t xml:space="preserve"> nie jest stabilna numerycznie.</w:t>
+      </w:r>
+    </w:p>
+    <w:p/>
+    <w:p>
+      <w:r>
+        <w:rPr>
+          <w:b/>
+          <w:bCs/>
+        </w:rPr>
+        <w:t xml:space="preserve">Przykładowe </w:t>
+      </w:r>
+      <w:r>
+        <w:rPr>
+          <w:b/>
+          <w:bCs/>
+        </w:rPr>
+        <w:t>obliczenia</w:t>
+      </w:r>
+      <w:r>
+        <w:rPr>
+          <w:b/>
+          <w:bCs/>
+        </w:rPr>
+        <w:t>:</w:t>
+      </w:r>
+      <w:r>
+        <w:t xml:space="preserve"> </w:t>
+      </w:r>
+      <w:bookmarkEnd w:id="1"/>
+    </w:p>
+    <w:p>
+      <w:r>
+        <w:rPr>
+          <w:noProof/>
+        </w:rPr>
+        <w:t xml:space="preserve"> </w:t>
+      </w:r>
+      <w:r>
+        <w:rPr>
+          <w:noProof/>
+        </w:rPr>
+        <w:drawing>
+          <wp:inline distT="0" distB="0" distL="0" distR="0" wp14:anchorId="47A57AD9" wp14:editId="15E5296B">
+            <wp:extent cx="2489200" cy="2080895"/>
+            <wp:effectExtent l="0" t="0" r="6350" b="0"/>
+            <wp:docPr id="1988786512" name="Obraz 1" descr="Obraz zawierający tekst, zrzut ekranu, Czcionka, design&#10;&#10;Zawartość wygenerowana przez AI może być niepoprawna."/>
+            <wp:cNvGraphicFramePr>
+              <a:graphicFrameLocks xmlns:a="http://schemas.openxmlformats.org/drawingml/2006/main" noChangeAspect="1"/>
+            </wp:cNvGraphicFramePr>
+            <a:graphic xmlns:a="http://schemas.openxmlformats.org/drawingml/2006/main">
+              <a:graphicData uri="http://schemas.openxmlformats.org/drawingml/2006/picture">
+                <pic:pic xmlns:pic="http://schemas.openxmlformats.org/drawingml/2006/picture">
+                  <pic:nvPicPr>
+                    <pic:cNvPr id="1988786512" name="Obraz 1" descr="Obraz zawierający tekst, zrzut ekranu, Czcionka, design&#10;&#10;Zawartość wygenerowana przez AI może być niepoprawna."/>
+                    <pic:cNvPicPr/>
+                  </pic:nvPicPr>
+                  <pic:blipFill>
+                    <a:blip r:embed="rId7"/>
+                    <a:stretch>
+                      <a:fillRect/>
+                    </a:stretch>
+                  </pic:blipFill>
+                  <pic:spPr>
+                    <a:xfrm>
+                      <a:off x="0" y="0"/>
+                      <a:ext cx="2491351" cy="2082693"/>
+                    </a:xfrm>
+                    <a:prstGeom prst="rect">
+                      <a:avLst/>
+                    </a:prstGeom>
+                  </pic:spPr>
+                </pic:pic>
+              </a:graphicData>
+            </a:graphic>
+          </wp:inline>
+        </w:drawing>
+      </w:r>
+      <w:r>
+        <w:rPr>
+          <w:noProof/>
+        </w:rPr>
+        <w:t xml:space="preserve"> </w:t>
+      </w:r>
+      <w:r>
+        <w:rPr>
+          <w:noProof/>
+        </w:rPr>
+        <w:drawing>
+          <wp:inline distT="0" distB="0" distL="0" distR="0" wp14:anchorId="03274D76" wp14:editId="79F15068">
+            <wp:extent cx="2762468" cy="2080260"/>
+            <wp:effectExtent l="0" t="0" r="0" b="0"/>
+            <wp:docPr id="1912745659" name="Obraz 1" descr="Obraz zawierający tekst, zrzut ekranu, Czcionka, design&#10;&#10;Zawartość wygenerowana przez AI może być niepoprawna."/>
+            <wp:cNvGraphicFramePr>
+              <a:graphicFrameLocks xmlns:a="http://schemas.openxmlformats.org/drawingml/2006/main" noChangeAspect="1"/>
+            </wp:cNvGraphicFramePr>
+            <a:graphic xmlns:a="http://schemas.openxmlformats.org/drawingml/2006/main">
+              <a:graphicData uri="http://schemas.openxmlformats.org/drawingml/2006/picture">
+                <pic:pic xmlns:pic="http://schemas.openxmlformats.org/drawingml/2006/picture">
+                  <pic:nvPicPr>
+                    <pic:cNvPr id="1912745659" name="Obraz 1" descr="Obraz zawierający tekst, zrzut ekranu, Czcionka, design&#10;&#10;Zawartość wygenerowana przez AI może być niepoprawna."/>
+                    <pic:cNvPicPr/>
+                  </pic:nvPicPr>
+                  <pic:blipFill>
+                    <a:blip r:embed="rId8"/>
+                    <a:stretch>
+                      <a:fillRect/>
+                    </a:stretch>
+                  </pic:blipFill>
+                  <pic:spPr>
+                    <a:xfrm>
+                      <a:off x="0" y="0"/>
+                      <a:ext cx="2763709" cy="2081195"/>
+                    </a:xfrm>
+                    <a:prstGeom prst="rect">
+                      <a:avLst/>
+                    </a:prstGeom>
+                  </pic:spPr>
+                </pic:pic>
+              </a:graphicData>
+            </a:graphic>
+          </wp:inline>
+        </w:drawing>
+      </w:r>
+    </w:p>
+    <w:p>
+      <w:pPr>
+        <w:rPr>
+          <w:rFonts w:asciiTheme="majorHAnsi" w:eastAsiaTheme="majorEastAsia" w:hAnsiTheme="majorHAnsi" w:cstheme="majorBidi"/>
+          <w:color w:val="0F4761" w:themeColor="accent1" w:themeShade="BF"/>
+          <w:sz w:val="32"/>
+          <w:szCs w:val="32"/>
+        </w:rPr>
+      </w:pPr>
+      <w:bookmarkStart w:id="2" w:name="Xd030dcf1caabe12ff538656f75eac3e3af28860"/>
+      <w:r>
+        <w:br w:type="page"/>
+      </w:r>
+    </w:p>
+    <w:p>
+      <w:pPr>
+        <w:pStyle w:val="Nagwek2"/>
+        <w:numPr>
+          <w:ilvl w:val="0"/>
+          <w:numId w:val="2"/>
+        </w:numPr>
+      </w:pPr>
+      <w:r>
+        <w:lastRenderedPageBreak/>
+        <w:t xml:space="preserve">Metoda z wyborem elementu maksymalnego w kolumnie </w:t>
+      </w:r>
+    </w:p>
+    <w:p/>
+    <w:p>
+      <w:r>
+        <w:rPr>
+          <w:b/>
+          <w:bCs/>
+        </w:rPr>
+        <w:t>Opis działania:</w:t>
+      </w:r>
+      <w:r>
+        <w:t xml:space="preserve"> </w:t>
+      </w:r>
+    </w:p>
+    <w:p>
+      <w:r>
+        <w:t>W tej wersji algorytmu przed eliminacją dla każdego kroku k dokonujemy wyboru elementu głównego w kolumnie k. Procedura krok po kroku:</w:t>
+      </w:r>
+    </w:p>
+    <w:p>
+      <w:pPr>
+        <w:pStyle w:val="Akapitzlist"/>
+        <w:numPr>
+          <w:ilvl w:val="0"/>
+          <w:numId w:val="6"/>
+        </w:numPr>
+      </w:pPr>
+      <w:r>
+        <w:t xml:space="preserve">Dla k = 1 do n–1: przeszukaj wiersze k…n w kolumnie k i znajdź wiersz </w:t>
+      </w:r>
+      <m:oMath>
+        <m:r>
+          <w:rPr>
+            <w:rFonts w:ascii="Cambria Math" w:hAnsi="Cambria Math"/>
+          </w:rPr>
+          <m:t>p</m:t>
+        </m:r>
+      </m:oMath>
+      <w:r>
+        <w:t xml:space="preserve"> o największej wartości bezwzględnej elementu </w:t>
+      </w:r>
+      <m:oMath>
+        <m:sSub>
+          <m:sSubPr>
+            <m:ctrlPr>
+              <w:rPr>
+                <w:rFonts w:ascii="Cambria Math" w:hAnsi="Cambria Math"/>
+              </w:rPr>
+            </m:ctrlPr>
+          </m:sSubPr>
+          <m:e>
+            <m:r>
+              <w:rPr>
+                <w:rFonts w:ascii="Cambria Math" w:hAnsi="Cambria Math"/>
+              </w:rPr>
+              <m:t>a</m:t>
+            </m:r>
+          </m:e>
+          <m:sub>
+            <m:r>
+              <w:rPr>
+                <w:rFonts w:ascii="Cambria Math" w:hAnsi="Cambria Math"/>
+              </w:rPr>
+              <m:t>pk</m:t>
+            </m:r>
+          </m:sub>
+        </m:sSub>
+      </m:oMath>
+      <w:r>
+        <w:t xml:space="preserve">. Jeśli </w:t>
+      </w:r>
+      <m:oMath>
+        <m:r>
+          <w:rPr>
+            <w:rFonts w:ascii="Cambria Math" w:hAnsi="Cambria Math"/>
+          </w:rPr>
+          <m:t>p</m:t>
+        </m:r>
+        <m:r>
+          <m:rPr>
+            <m:sty m:val="p"/>
+          </m:rPr>
+          <w:rPr>
+            <w:rFonts w:ascii="Cambria Math" w:hAnsi="Cambria Math"/>
+          </w:rPr>
+          <m:t>≠</m:t>
+        </m:r>
+        <m:r>
+          <w:rPr>
+            <w:rFonts w:ascii="Cambria Math" w:hAnsi="Cambria Math"/>
+          </w:rPr>
+          <m:t>k</m:t>
+        </m:r>
+      </m:oMath>
+      <w:r>
+        <w:t>, zamień wiersz k z wierszem p (</w:t>
+      </w:r>
+      <w:proofErr w:type="spellStart"/>
+      <w:r>
+        <w:t>swap</w:t>
+      </w:r>
+      <w:proofErr w:type="spellEnd"/>
+      <w:r>
+        <w:t xml:space="preserve"> wierszy).</w:t>
+      </w:r>
+    </w:p>
+    <w:p>
+      <w:pPr>
+        <w:pStyle w:val="Akapitzlist"/>
+        <w:numPr>
+          <w:ilvl w:val="0"/>
+          <w:numId w:val="6"/>
+        </w:numPr>
+      </w:pPr>
+      <w:r>
+        <w:t xml:space="preserve">Następnie, analogicznie jak w podstawowej metodzie, dla każdego wiersza </w:t>
+      </w:r>
+      <m:oMath>
+        <m:r>
+          <w:rPr>
+            <w:rFonts w:ascii="Cambria Math" w:hAnsi="Cambria Math"/>
+          </w:rPr>
+          <m:t>i</m:t>
+        </m:r>
+        <m:r>
+          <m:rPr>
+            <m:sty m:val="p"/>
+          </m:rPr>
+          <w:rPr>
+            <w:rFonts w:ascii="Cambria Math" w:hAnsi="Cambria Math"/>
+          </w:rPr>
+          <m:t>=</m:t>
+        </m:r>
+        <m:r>
+          <w:rPr>
+            <w:rFonts w:ascii="Cambria Math" w:hAnsi="Cambria Math"/>
+          </w:rPr>
+          <m:t>k</m:t>
+        </m:r>
+        <m:r>
+          <m:rPr>
+            <m:sty m:val="p"/>
+          </m:rPr>
+          <w:rPr>
+            <w:rFonts w:ascii="Cambria Math" w:hAnsi="Cambria Math"/>
+          </w:rPr>
+          <m:t>+</m:t>
+        </m:r>
+        <m:r>
+          <w:rPr>
+            <w:rFonts w:ascii="Cambria Math" w:hAnsi="Cambria Math"/>
+          </w:rPr>
+          <m:t>1</m:t>
+        </m:r>
+        <m:r>
+          <m:rPr>
+            <m:sty m:val="p"/>
+          </m:rPr>
+          <w:rPr>
+            <w:rFonts w:ascii="Cambria Math" w:hAnsi="Cambria Math"/>
+          </w:rPr>
+          <m:t>…</m:t>
+        </m:r>
+        <m:r>
+          <w:rPr>
+            <w:rFonts w:ascii="Cambria Math" w:hAnsi="Cambria Math"/>
+          </w:rPr>
+          <m:t>n</m:t>
+        </m:r>
+      </m:oMath>
+      <w:r>
+        <w:t xml:space="preserve"> oblicz współczynnik </w:t>
+      </w:r>
+      <m:oMath>
+        <m:r>
+          <w:rPr>
+            <w:rFonts w:ascii="Cambria Math" w:hAnsi="Cambria Math"/>
+          </w:rPr>
+          <m:t>f</m:t>
+        </m:r>
+        <m:r>
+          <m:rPr>
+            <m:sty m:val="p"/>
+          </m:rPr>
+          <w:rPr>
+            <w:rFonts w:ascii="Cambria Math" w:hAnsi="Cambria Math"/>
+          </w:rPr>
+          <m:t>=</m:t>
+        </m:r>
+        <m:sSub>
+          <m:sSubPr>
+            <m:ctrlPr>
+              <w:rPr>
+                <w:rFonts w:ascii="Cambria Math" w:hAnsi="Cambria Math"/>
+              </w:rPr>
+            </m:ctrlPr>
+          </m:sSubPr>
+          <m:e>
+            <m:r>
+              <w:rPr>
+                <w:rFonts w:ascii="Cambria Math" w:hAnsi="Cambria Math"/>
+              </w:rPr>
+              <m:t>a</m:t>
+            </m:r>
+          </m:e>
+          <m:sub>
+            <m:r>
+              <w:rPr>
+                <w:rFonts w:ascii="Cambria Math" w:hAnsi="Cambria Math"/>
+              </w:rPr>
+              <m:t>ik</m:t>
+            </m:r>
+          </m:sub>
+        </m:sSub>
+        <m:r>
+          <m:rPr>
+            <m:sty m:val="p"/>
+          </m:rPr>
+          <w:rPr>
+            <w:rFonts w:ascii="Cambria Math" w:hAnsi="Cambria Math"/>
+          </w:rPr>
+          <m:t>/</m:t>
+        </m:r>
+        <m:sSub>
+          <m:sSubPr>
+            <m:ctrlPr>
+              <w:rPr>
+                <w:rFonts w:ascii="Cambria Math" w:hAnsi="Cambria Math"/>
+              </w:rPr>
+            </m:ctrlPr>
+          </m:sSubPr>
+          <m:e>
+            <m:r>
+              <w:rPr>
+                <w:rFonts w:ascii="Cambria Math" w:hAnsi="Cambria Math"/>
+              </w:rPr>
+              <m:t>a</m:t>
+            </m:r>
+          </m:e>
+          <m:sub>
+            <m:r>
+              <w:rPr>
+                <w:rFonts w:ascii="Cambria Math" w:hAnsi="Cambria Math"/>
+              </w:rPr>
+              <m:t>kk</m:t>
+            </m:r>
+          </m:sub>
+        </m:sSub>
+      </m:oMath>
+      <w:r>
+        <w:t xml:space="preserve"> i odejmij od wiersza i wiersz k pomnożony przez f, aby wyzerować elementy poniżej przekątnej.</w:t>
+      </w:r>
+    </w:p>
+    <w:p>
+      <w:pPr>
+        <w:pStyle w:val="Akapitzlist"/>
+        <w:numPr>
+          <w:ilvl w:val="0"/>
+          <w:numId w:val="6"/>
+        </w:numPr>
+      </w:pPr>
+      <w:r>
+        <w:t>Po zakończeniu eliminacji wykonaj podstawianie wsteczne tak jak wcześniej.</w:t>
+      </w:r>
+    </w:p>
+    <w:p>
+      <w:pPr>
+        <w:rPr>
+          <w:b/>
+          <w:bCs/>
+        </w:rPr>
+      </w:pPr>
+    </w:p>
+    <w:p>
+      <w:r>
+        <w:rPr>
+          <w:b/>
+          <w:bCs/>
+        </w:rPr>
+        <w:t>Problemy i ograniczenia:</w:t>
+      </w:r>
+    </w:p>
+    <w:p>
+      <w:r>
+        <w:t xml:space="preserve">Mimo że </w:t>
+      </w:r>
+      <w:proofErr w:type="spellStart"/>
+      <w:r>
+        <w:t>pivoting</w:t>
+      </w:r>
+      <w:proofErr w:type="spellEnd"/>
+      <w:r>
+        <w:t xml:space="preserve"> częściowy poprawia stabilność, nadal może pojawić się problem, gdy cała kolumna k jest zerowa lub bliska zeru. W takim przypadku nie da się znaleźć niezerowego </w:t>
+      </w:r>
+      <w:proofErr w:type="spellStart"/>
+      <w:r>
+        <w:t>pivotu</w:t>
+      </w:r>
+      <w:proofErr w:type="spellEnd"/>
+      <w:r>
+        <w:t xml:space="preserve">. W </w:t>
+      </w:r>
+      <w:proofErr w:type="gramStart"/>
+      <w:r>
+        <w:t>praktyce</w:t>
+      </w:r>
+      <w:proofErr w:type="gramEnd"/>
+      <w:r>
+        <w:t xml:space="preserve"> jeśli macierz jest źle </w:t>
+      </w:r>
+      <w:r>
+        <w:t>dobrana</w:t>
+      </w:r>
+      <w:r>
+        <w:t xml:space="preserve">, nawet </w:t>
+      </w:r>
+      <w:proofErr w:type="spellStart"/>
+      <w:r>
+        <w:t>pivotowanie</w:t>
+      </w:r>
+      <w:proofErr w:type="spellEnd"/>
+      <w:r>
+        <w:t xml:space="preserve"> częściowe nie uchroni przed dużymi błędami. Oznacza to, że w normalnych warunkach błędy numeryczne są małe, ale w ekstremalnych przypadkach mogą się pojawić.</w:t>
+      </w:r>
+    </w:p>
+    <w:p/>
+    <w:p>
+      <w:r>
+        <w:rPr>
+          <w:b/>
+          <w:bCs/>
+        </w:rPr>
+        <w:t xml:space="preserve">Przykładowe </w:t>
+      </w:r>
+      <w:r>
+        <w:rPr>
+          <w:b/>
+          <w:bCs/>
+        </w:rPr>
+        <w:t>obliczenia</w:t>
+      </w:r>
+      <w:r>
+        <w:rPr>
+          <w:b/>
+          <w:bCs/>
+        </w:rPr>
+        <w:t>:</w:t>
+      </w:r>
+      <w:r>
+        <w:t xml:space="preserve"> </w:t>
+      </w:r>
+      <w:bookmarkEnd w:id="2"/>
+    </w:p>
+    <w:p>
+      <w:pPr>
+        <w:jc w:val="center"/>
+        <w:rPr>
+          <w:noProof/>
+        </w:rPr>
+      </w:pPr>
+      <w:r>
+        <w:rPr>
+          <w:i/>
+          <w:iCs/>
+        </w:rPr>
+        <w:drawing>
+          <wp:inline distT="0" distB="0" distL="0" distR="0" wp14:anchorId="4907AFDA" wp14:editId="526D131A">
+            <wp:extent cx="2641600" cy="3022752"/>
+            <wp:effectExtent l="0" t="0" r="6350" b="6350"/>
+            <wp:docPr id="1302929775" name="Obraz 1" descr="Obraz zawierający tekst, zrzut ekranu, Czcionka, design&#10;&#10;Zawartość wygenerowana przez AI może być niepoprawna."/>
+            <wp:cNvGraphicFramePr>
+              <a:graphicFrameLocks xmlns:a="http://schemas.openxmlformats.org/drawingml/2006/main" noChangeAspect="1"/>
+            </wp:cNvGraphicFramePr>
+            <a:graphic xmlns:a="http://schemas.openxmlformats.org/drawingml/2006/main">
+              <a:graphicData uri="http://schemas.openxmlformats.org/drawingml/2006/picture">
+                <pic:pic xmlns:pic="http://schemas.openxmlformats.org/drawingml/2006/picture">
+                  <pic:nvPicPr>
+                    <pic:cNvPr id="1302929775" name="Obraz 1" descr="Obraz zawierający tekst, zrzut ekranu, Czcionka, design&#10;&#10;Zawartość wygenerowana przez AI może być niepoprawna."/>
+                    <pic:cNvPicPr/>
+                  </pic:nvPicPr>
+                  <pic:blipFill>
+                    <a:blip r:embed="rId9"/>
+                    <a:stretch>
+                      <a:fillRect/>
+                    </a:stretch>
+                  </pic:blipFill>
+                  <pic:spPr>
+                    <a:xfrm>
+                      <a:off x="0" y="0"/>
+                      <a:ext cx="2643841" cy="3025316"/>
+                    </a:xfrm>
+                    <a:prstGeom prst="rect">
+                      <a:avLst/>
+                    </a:prstGeom>
+                  </pic:spPr>
+                </pic:pic>
+              </a:graphicData>
+            </a:graphic>
+          </wp:inline>
+        </w:drawing>
+      </w:r>
+      <w:bookmarkStart w:id="3" w:name="X4688b9b40730d0d4db51e2afc360fe28efb7c63"/>
+      <w:r>
+        <w:rPr>
+          <w:i/>
+          <w:iCs/>
+        </w:rPr>
+        <w:drawing>
+          <wp:inline distT="0" distB="0" distL="0" distR="0" wp14:anchorId="460B0CDD" wp14:editId="494FC27B">
+            <wp:extent cx="2692400" cy="2272649"/>
+            <wp:effectExtent l="0" t="0" r="0" b="0"/>
+            <wp:docPr id="1175747769" name="Obraz 1" descr="Obraz zawierający tekst, zrzut ekranu, Czcionka, design&#10;&#10;Zawartość wygenerowana przez AI może być niepoprawna."/>
+            <wp:cNvGraphicFramePr>
+              <a:graphicFrameLocks xmlns:a="http://schemas.openxmlformats.org/drawingml/2006/main" noChangeAspect="1"/>
+            </wp:cNvGraphicFramePr>
+            <a:graphic xmlns:a="http://schemas.openxmlformats.org/drawingml/2006/main">
+              <a:graphicData uri="http://schemas.openxmlformats.org/drawingml/2006/picture">
+                <pic:pic xmlns:pic="http://schemas.openxmlformats.org/drawingml/2006/picture">
+                  <pic:nvPicPr>
+                    <pic:cNvPr id="1175747769" name="Obraz 1" descr="Obraz zawierający tekst, zrzut ekranu, Czcionka, design&#10;&#10;Zawartość wygenerowana przez AI może być niepoprawna."/>
+                    <pic:cNvPicPr/>
+                  </pic:nvPicPr>
+                  <pic:blipFill>
+                    <a:blip r:embed="rId10"/>
+                    <a:stretch>
+                      <a:fillRect/>
+                    </a:stretch>
+                  </pic:blipFill>
+                  <pic:spPr>
+                    <a:xfrm>
+                      <a:off x="0" y="0"/>
+                      <a:ext cx="2696303" cy="2275944"/>
+                    </a:xfrm>
+                    <a:prstGeom prst="rect">
+                      <a:avLst/>
+                    </a:prstGeom>
+                  </pic:spPr>
+                </pic:pic>
+              </a:graphicData>
+            </a:graphic>
+          </wp:inline>
+        </w:drawing>
+      </w:r>
+    </w:p>
+    <w:p>
+      <w:pPr>
+        <w:pStyle w:val="Nagwek1"/>
+        <w:numPr>
+          <w:ilvl w:val="0"/>
+          <w:numId w:val="2"/>
+        </w:numPr>
+      </w:pPr>
+      <w:r>
+        <w:lastRenderedPageBreak/>
+        <w:t>Metoda z wyborem maksymalnego elementu w wierszu</w:t>
+      </w:r>
+    </w:p>
+    <w:p>
+      <w:r>
+        <w:rPr>
+          <w:b/>
+          <w:bCs/>
+        </w:rPr>
+        <w:t>Opis działania:</w:t>
+      </w:r>
+      <w:r>
+        <w:t xml:space="preserve"> Ta odmiana polega na zamianie kolumn zamiast wierszy. Kroki algorytmu:</w:t>
+      </w:r>
+    </w:p>
+    <w:p>
+      <w:pPr>
+        <w:pStyle w:val="Akapitzlist"/>
+        <w:numPr>
+          <w:ilvl w:val="0"/>
+          <w:numId w:val="7"/>
+        </w:numPr>
+      </w:pPr>
+      <w:r>
+        <w:t xml:space="preserve">Dla k = 1 do n–1: w wierszu k znajdź kolumnę </w:t>
+      </w:r>
+      <m:oMath>
+        <m:r>
+          <w:rPr>
+            <w:rFonts w:ascii="Cambria Math" w:hAnsi="Cambria Math"/>
+          </w:rPr>
+          <m:t>q</m:t>
+        </m:r>
+        <m:r>
+          <m:rPr>
+            <m:sty m:val="p"/>
+          </m:rPr>
+          <w:rPr>
+            <w:rFonts w:ascii="Cambria Math" w:hAnsi="Cambria Math"/>
+          </w:rPr>
+          <m:t>≥</m:t>
+        </m:r>
+        <m:r>
+          <w:rPr>
+            <w:rFonts w:ascii="Cambria Math" w:hAnsi="Cambria Math"/>
+          </w:rPr>
+          <m:t>k</m:t>
+        </m:r>
+      </m:oMath>
+      <w:r>
+        <w:t xml:space="preserve">, w której element </w:t>
+      </w:r>
+      <m:oMath>
+        <m:sSub>
+          <m:sSubPr>
+            <m:ctrlPr>
+              <w:rPr>
+                <w:rFonts w:ascii="Cambria Math" w:hAnsi="Cambria Math"/>
+              </w:rPr>
+            </m:ctrlPr>
+          </m:sSubPr>
+          <m:e>
+            <m:r>
+              <w:rPr>
+                <w:rFonts w:ascii="Cambria Math" w:hAnsi="Cambria Math"/>
+              </w:rPr>
+              <m:t>a</m:t>
+            </m:r>
+          </m:e>
+          <m:sub>
+            <m:r>
+              <w:rPr>
+                <w:rFonts w:ascii="Cambria Math" w:hAnsi="Cambria Math"/>
+              </w:rPr>
+              <m:t>kq</m:t>
+            </m:r>
+          </m:sub>
+        </m:sSub>
+      </m:oMath>
+      <w:r>
+        <w:t xml:space="preserve"> ma największą wartość bezwzględną. Jeśli </w:t>
+      </w:r>
+      <m:oMath>
+        <m:r>
+          <w:rPr>
+            <w:rFonts w:ascii="Cambria Math" w:hAnsi="Cambria Math"/>
+          </w:rPr>
+          <m:t>q</m:t>
+        </m:r>
+        <m:r>
+          <m:rPr>
+            <m:sty m:val="p"/>
+          </m:rPr>
+          <w:rPr>
+            <w:rFonts w:ascii="Cambria Math" w:hAnsi="Cambria Math"/>
+          </w:rPr>
+          <m:t>≠</m:t>
+        </m:r>
+        <m:r>
+          <w:rPr>
+            <w:rFonts w:ascii="Cambria Math" w:hAnsi="Cambria Math"/>
+          </w:rPr>
+          <m:t>k</m:t>
+        </m:r>
+      </m:oMath>
+      <w:r>
+        <w:t>, zamień kolumny k i q (w praktyce oznacza to zamianę równań zmiennych; trzeba śledzić permutację niewiadomych).</w:t>
+      </w:r>
+    </w:p>
+    <w:p>
+      <w:pPr>
+        <w:pStyle w:val="Akapitzlist"/>
+        <w:numPr>
+          <w:ilvl w:val="0"/>
+          <w:numId w:val="7"/>
+        </w:numPr>
+      </w:pPr>
+      <w:r>
+        <w:t xml:space="preserve">Następnie, przyjmując, że teraz pivot znajduje się w </w:t>
+      </w:r>
+      <m:oMath>
+        <m:sSub>
+          <m:sSubPr>
+            <m:ctrlPr>
+              <w:rPr>
+                <w:rFonts w:ascii="Cambria Math" w:hAnsi="Cambria Math"/>
+              </w:rPr>
+            </m:ctrlPr>
+          </m:sSubPr>
+          <m:e>
+            <m:r>
+              <w:rPr>
+                <w:rFonts w:ascii="Cambria Math" w:hAnsi="Cambria Math"/>
+              </w:rPr>
+              <m:t>a</m:t>
+            </m:r>
+          </m:e>
+          <m:sub>
+            <m:r>
+              <w:rPr>
+                <w:rFonts w:ascii="Cambria Math" w:hAnsi="Cambria Math"/>
+              </w:rPr>
+              <m:t>kk</m:t>
+            </m:r>
+          </m:sub>
+        </m:sSub>
+      </m:oMath>
+      <w:r>
+        <w:t xml:space="preserve">, wykonaj eliminację tak jak w standardowej metodzie: dla każdego wiersza </w:t>
+      </w:r>
+      <m:oMath>
+        <m:r>
+          <w:rPr>
+            <w:rFonts w:ascii="Cambria Math" w:hAnsi="Cambria Math"/>
+          </w:rPr>
+          <m:t>i</m:t>
+        </m:r>
+        <m:r>
+          <m:rPr>
+            <m:sty m:val="p"/>
+          </m:rPr>
+          <w:rPr>
+            <w:rFonts w:ascii="Cambria Math" w:hAnsi="Cambria Math"/>
+          </w:rPr>
+          <m:t>=</m:t>
+        </m:r>
+        <m:r>
+          <w:rPr>
+            <w:rFonts w:ascii="Cambria Math" w:hAnsi="Cambria Math"/>
+          </w:rPr>
+          <m:t>k</m:t>
+        </m:r>
+        <m:r>
+          <m:rPr>
+            <m:sty m:val="p"/>
+          </m:rPr>
+          <w:rPr>
+            <w:rFonts w:ascii="Cambria Math" w:hAnsi="Cambria Math"/>
+          </w:rPr>
+          <m:t>+</m:t>
+        </m:r>
+        <m:r>
+          <w:rPr>
+            <w:rFonts w:ascii="Cambria Math" w:hAnsi="Cambria Math"/>
+          </w:rPr>
+          <m:t>1</m:t>
+        </m:r>
+        <m:r>
+          <m:rPr>
+            <m:sty m:val="p"/>
+          </m:rPr>
+          <w:rPr>
+            <w:rFonts w:ascii="Cambria Math" w:hAnsi="Cambria Math"/>
+          </w:rPr>
+          <m:t>…</m:t>
+        </m:r>
+        <m:r>
+          <w:rPr>
+            <w:rFonts w:ascii="Cambria Math" w:hAnsi="Cambria Math"/>
+          </w:rPr>
+          <m:t>n</m:t>
+        </m:r>
+      </m:oMath>
+      <w:r>
+        <w:t xml:space="preserve"> oblicz </w:t>
+      </w:r>
+      <m:oMath>
+        <m:r>
+          <w:rPr>
+            <w:rFonts w:ascii="Cambria Math" w:hAnsi="Cambria Math"/>
+          </w:rPr>
+          <m:t>f</m:t>
+        </m:r>
+        <m:r>
+          <m:rPr>
+            <m:sty m:val="p"/>
+          </m:rPr>
+          <w:rPr>
+            <w:rFonts w:ascii="Cambria Math" w:hAnsi="Cambria Math"/>
+          </w:rPr>
+          <m:t>=</m:t>
+        </m:r>
+        <m:sSub>
+          <m:sSubPr>
+            <m:ctrlPr>
+              <w:rPr>
+                <w:rFonts w:ascii="Cambria Math" w:hAnsi="Cambria Math"/>
+              </w:rPr>
+            </m:ctrlPr>
+          </m:sSubPr>
+          <m:e>
+            <m:r>
+              <w:rPr>
+                <w:rFonts w:ascii="Cambria Math" w:hAnsi="Cambria Math"/>
+              </w:rPr>
+              <m:t>a</m:t>
+            </m:r>
+          </m:e>
+          <m:sub>
+            <m:r>
+              <w:rPr>
+                <w:rFonts w:ascii="Cambria Math" w:hAnsi="Cambria Math"/>
+              </w:rPr>
+              <m:t>ik</m:t>
+            </m:r>
+          </m:sub>
+        </m:sSub>
+        <m:r>
+          <m:rPr>
+            <m:sty m:val="p"/>
+          </m:rPr>
+          <w:rPr>
+            <w:rFonts w:ascii="Cambria Math" w:hAnsi="Cambria Math"/>
+          </w:rPr>
+          <m:t>/</m:t>
+        </m:r>
+        <m:sSub>
+          <m:sSubPr>
+            <m:ctrlPr>
+              <w:rPr>
+                <w:rFonts w:ascii="Cambria Math" w:hAnsi="Cambria Math"/>
+              </w:rPr>
+            </m:ctrlPr>
+          </m:sSubPr>
+          <m:e>
+            <m:r>
+              <w:rPr>
+                <w:rFonts w:ascii="Cambria Math" w:hAnsi="Cambria Math"/>
+              </w:rPr>
+              <m:t>a</m:t>
+            </m:r>
+          </m:e>
+          <m:sub>
+            <m:r>
+              <w:rPr>
+                <w:rFonts w:ascii="Cambria Math" w:hAnsi="Cambria Math"/>
+              </w:rPr>
+              <m:t>kk</m:t>
+            </m:r>
+          </m:sub>
+        </m:sSub>
+      </m:oMath>
+      <w:r>
+        <w:t xml:space="preserve"> i odejmij wiersz k pomnożony przez </w:t>
+      </w:r>
+      <m:oMath>
+        <m:r>
+          <w:rPr>
+            <w:rFonts w:ascii="Cambria Math" w:hAnsi="Cambria Math"/>
+          </w:rPr>
+          <m:t>f</m:t>
+        </m:r>
+      </m:oMath>
+      <w:r>
+        <w:t>.</w:t>
+      </w:r>
+    </w:p>
+    <w:p>
+      <w:pPr>
+        <w:pStyle w:val="Akapitzlist"/>
+        <w:numPr>
+          <w:ilvl w:val="0"/>
+          <w:numId w:val="7"/>
+        </w:numPr>
+      </w:pPr>
+      <w:r>
+        <w:t xml:space="preserve">Po przeprowadzeniu eliminacji macierzy korzystamy z podstawiania wstecznego do wyznaczenia rozwiązań. Na końcu trzeba odpowiednio odwrócić zamiany kolumn (tj. przemapować obliczone wartości </w:t>
+      </w:r>
+      <m:oMath>
+        <m:r>
+          <w:rPr>
+            <w:rFonts w:ascii="Cambria Math" w:hAnsi="Cambria Math"/>
+          </w:rPr>
+          <m:t>x</m:t>
+        </m:r>
+      </m:oMath>
+      <w:r>
+        <w:t xml:space="preserve"> do pierwotnej kolejności niewiadomych).</w:t>
+      </w:r>
+    </w:p>
+    <w:p/>
+    <w:p>
+      <w:r>
+        <w:rPr>
+          <w:b/>
+          <w:bCs/>
+        </w:rPr>
+        <w:t>Problemy i ograniczenia:</w:t>
+      </w:r>
+      <w:r>
+        <w:t xml:space="preserve"> </w:t>
+      </w:r>
+    </w:p>
+    <w:p>
+      <w:r>
+        <w:t xml:space="preserve">Zaletą </w:t>
+      </w:r>
+      <w:proofErr w:type="spellStart"/>
+      <w:r>
+        <w:t>pivotingu</w:t>
+      </w:r>
+      <w:proofErr w:type="spellEnd"/>
+      <w:r>
+        <w:t xml:space="preserve"> kolumnowego jest zwiększenie stabilności, ale ma on istotny minus</w:t>
+      </w:r>
+      <w:r>
+        <w:t> - </w:t>
+      </w:r>
+      <w:r>
+        <w:t xml:space="preserve">zamiana kolumn zmienia kolejność niewiadomych, więc należy na koniec zamienić obliczone rozwiązania do oryginalnej kolejności. W przypadku, gdy w całym wierszu k wszystkie elementy są zerowe, należy postąpić analogicznie jak przy braku </w:t>
+      </w:r>
+      <w:proofErr w:type="spellStart"/>
+      <w:r>
+        <w:t>pivotu</w:t>
+      </w:r>
+      <w:proofErr w:type="spellEnd"/>
+      <w:r>
+        <w:t xml:space="preserve"> – traktować </w:t>
+      </w:r>
+      <m:oMath>
+        <m:sSub>
+          <m:sSubPr>
+            <m:ctrlPr>
+              <w:rPr>
+                <w:rFonts w:ascii="Cambria Math" w:hAnsi="Cambria Math"/>
+              </w:rPr>
+            </m:ctrlPr>
+          </m:sSubPr>
+          <m:e>
+            <m:r>
+              <w:rPr>
+                <w:rFonts w:ascii="Cambria Math" w:hAnsi="Cambria Math"/>
+              </w:rPr>
+              <m:t>x</m:t>
+            </m:r>
+          </m:e>
+          <m:sub>
+            <m:r>
+              <w:rPr>
+                <w:rFonts w:ascii="Cambria Math" w:hAnsi="Cambria Math"/>
+              </w:rPr>
+              <m:t>k</m:t>
+            </m:r>
+          </m:sub>
+        </m:sSub>
+      </m:oMath>
+      <w:r>
+        <w:t xml:space="preserve"> jako wolną zmienną.</w:t>
+      </w:r>
+    </w:p>
+    <w:p/>
+    <w:p>
+      <w:pPr>
+        <w:rPr>
+          <w:b/>
+          <w:bCs/>
+        </w:rPr>
+      </w:pPr>
+      <w:r>
+        <w:rPr>
+          <w:b/>
+          <w:bCs/>
+        </w:rPr>
+        <w:t xml:space="preserve">Przykładowe </w:t>
+      </w:r>
+      <w:bookmarkEnd w:id="3"/>
+      <w:r>
+        <w:rPr>
+          <w:b/>
+          <w:bCs/>
+        </w:rPr>
+        <w:t>obliczenia:</w:t>
+      </w:r>
+    </w:p>
+    <w:p>
+      <w:pPr>
+        <w:jc w:val="center"/>
+        <w:rPr>
+          <w:b/>
+          <w:bCs/>
+        </w:rPr>
+      </w:pPr>
+      <w:r>
+        <w:drawing>
+          <wp:inline distT="0" distB="0" distL="0" distR="0" wp14:anchorId="55C63CD3" wp14:editId="67EBAAA7">
+            <wp:extent cx="1873250" cy="2496224"/>
+            <wp:effectExtent l="0" t="0" r="0" b="0"/>
+            <wp:docPr id="2029217031" name="Obraz 1" descr="Obraz zawierający tekst, zrzut ekranu, Czcionka, design&#10;&#10;Zawartość wygenerowana przez AI może być niepoprawna."/>
+            <wp:cNvGraphicFramePr>
+              <a:graphicFrameLocks xmlns:a="http://schemas.openxmlformats.org/drawingml/2006/main" noChangeAspect="1"/>
+            </wp:cNvGraphicFramePr>
+            <a:graphic xmlns:a="http://schemas.openxmlformats.org/drawingml/2006/main">
+              <a:graphicData uri="http://schemas.openxmlformats.org/drawingml/2006/picture">
+                <pic:pic xmlns:pic="http://schemas.openxmlformats.org/drawingml/2006/picture">
+                  <pic:nvPicPr>
+                    <pic:cNvPr id="2029217031" name="Obraz 1" descr="Obraz zawierający tekst, zrzut ekranu, Czcionka, design&#10;&#10;Zawartość wygenerowana przez AI może być niepoprawna."/>
+                    <pic:cNvPicPr/>
+                  </pic:nvPicPr>
+                  <pic:blipFill>
+                    <a:blip r:embed="rId11"/>
+                    <a:stretch>
+                      <a:fillRect/>
+                    </a:stretch>
+                  </pic:blipFill>
+                  <pic:spPr>
+                    <a:xfrm>
+                      <a:off x="0" y="0"/>
+                      <a:ext cx="1876281" cy="2500263"/>
+                    </a:xfrm>
+                    <a:prstGeom prst="rect">
+                      <a:avLst/>
+                    </a:prstGeom>
+                  </pic:spPr>
+                </pic:pic>
+              </a:graphicData>
+            </a:graphic>
+          </wp:inline>
+        </w:drawing>
+      </w:r>
+      <w:r>
+        <w:rPr>
+          <w:b/>
+          <w:bCs/>
+        </w:rPr>
+        <w:drawing>
+          <wp:inline distT="0" distB="0" distL="0" distR="0" wp14:anchorId="64E00B6B" wp14:editId="19A0BBF2">
+            <wp:extent cx="1961965" cy="2565400"/>
+            <wp:effectExtent l="0" t="0" r="635" b="6350"/>
+            <wp:docPr id="2044658197" name="Obraz 1" descr="Obraz zawierający tekst, zrzut ekranu, Czcionka, design&#10;&#10;Zawartość wygenerowana przez AI może być niepoprawna."/>
+            <wp:cNvGraphicFramePr>
+              <a:graphicFrameLocks xmlns:a="http://schemas.openxmlformats.org/drawingml/2006/main" noChangeAspect="1"/>
+            </wp:cNvGraphicFramePr>
+            <a:graphic xmlns:a="http://schemas.openxmlformats.org/drawingml/2006/main">
+              <a:graphicData uri="http://schemas.openxmlformats.org/drawingml/2006/picture">
+                <pic:pic xmlns:pic="http://schemas.openxmlformats.org/drawingml/2006/picture">
+                  <pic:nvPicPr>
+                    <pic:cNvPr id="2044658197" name="Obraz 1" descr="Obraz zawierający tekst, zrzut ekranu, Czcionka, design&#10;&#10;Zawartość wygenerowana przez AI może być niepoprawna."/>
+                    <pic:cNvPicPr/>
+                  </pic:nvPicPr>
+                  <pic:blipFill>
+                    <a:blip r:embed="rId12"/>
+                    <a:stretch>
+                      <a:fillRect/>
+                    </a:stretch>
+                  </pic:blipFill>
+                  <pic:spPr>
+                    <a:xfrm>
+                      <a:off x="0" y="0"/>
+                      <a:ext cx="1966195" cy="2570931"/>
+                    </a:xfrm>
+                    <a:prstGeom prst="rect">
+                      <a:avLst/>
+                    </a:prstGeom>
+                  </pic:spPr>
+                </pic:pic>
+              </a:graphicData>
+            </a:graphic>
+          </wp:inline>
+        </w:drawing>
+      </w:r>
+    </w:p>
+    <w:p>
+      <w:pPr>
+        <w:pStyle w:val="Nagwek2"/>
+        <w:numPr>
+          <w:ilvl w:val="0"/>
+          <w:numId w:val="2"/>
+        </w:numPr>
+      </w:pPr>
+      <w:bookmarkStart w:id="4" w:name="X5b823dbeee931911b19f1c17fce6b58e7c60a2f"/>
+      <w:r>
+        <w:lastRenderedPageBreak/>
+        <w:t>Metoda z pełnym wyborem elementu maksymalnego</w:t>
+      </w:r>
+    </w:p>
+    <w:p/>
+    <w:p>
+      <w:r>
+        <w:rPr>
+          <w:b/>
+          <w:bCs/>
+        </w:rPr>
+        <w:t>Opis działania:</w:t>
+      </w:r>
+      <w:r>
+        <w:t xml:space="preserve"> </w:t>
+      </w:r>
+    </w:p>
+    <w:p>
+      <w:r>
+        <w:t xml:space="preserve">Pełny </w:t>
+      </w:r>
+      <w:proofErr w:type="spellStart"/>
+      <w:r>
+        <w:t>pivot</w:t>
+      </w:r>
+      <w:proofErr w:type="spellEnd"/>
+      <w:r>
+        <w:t xml:space="preserve"> łączy obie poprzednie techniki – w każdym kroku wybieramy największy element z całe</w:t>
+      </w:r>
+      <w:r>
+        <w:t xml:space="preserve">j podmacierzy </w:t>
+      </w:r>
+      <w:r>
+        <w:t xml:space="preserve">od </w:t>
+      </w:r>
+      <m:oMath>
+        <m:r>
+          <w:rPr>
+            <w:rFonts w:ascii="Cambria Math" w:hAnsi="Cambria Math"/>
+          </w:rPr>
+          <m:t>k</m:t>
+        </m:r>
+      </m:oMath>
+      <w:r>
+        <w:t xml:space="preserve">-tego wiersza i </w:t>
+      </w:r>
+      <m:oMath>
+        <m:r>
+          <w:rPr>
+            <w:rFonts w:ascii="Cambria Math" w:hAnsi="Cambria Math"/>
+          </w:rPr>
+          <m:t>k</m:t>
+        </m:r>
+      </m:oMath>
+      <w:r>
+        <w:t>-tej kolumny (tj. wiersze k…n, kolumny k…n). Procedura:</w:t>
+      </w:r>
+    </w:p>
+    <w:p>
+      <w:pPr>
+        <w:pStyle w:val="Akapitzlist"/>
+        <w:numPr>
+          <w:ilvl w:val="0"/>
+          <w:numId w:val="8"/>
+        </w:numPr>
+      </w:pPr>
+      <w:r>
+        <w:t xml:space="preserve">Dla k = 1 do n–1: przeszukaj podmacierz </w:t>
+      </w:r>
+      <m:oMath>
+        <m:sSub>
+          <m:sSubPr>
+            <m:ctrlPr>
+              <w:rPr>
+                <w:rFonts w:ascii="Cambria Math" w:hAnsi="Cambria Math"/>
+              </w:rPr>
+            </m:ctrlPr>
+          </m:sSubPr>
+          <m:e>
+            <m:r>
+              <w:rPr>
+                <w:rFonts w:ascii="Cambria Math" w:hAnsi="Cambria Math"/>
+              </w:rPr>
+              <m:t>a</m:t>
+            </m:r>
+          </m:e>
+          <m:sub>
+            <m:r>
+              <w:rPr>
+                <w:rFonts w:ascii="Cambria Math" w:hAnsi="Cambria Math"/>
+              </w:rPr>
+              <m:t>ij</m:t>
+            </m:r>
+          </m:sub>
+        </m:sSub>
+      </m:oMath>
+      <w:r>
+        <w:t xml:space="preserve"> (i=k…n, j=k…n) i znajdź parę indeksów (</w:t>
+      </w:r>
+      <w:proofErr w:type="gramStart"/>
+      <w:r>
+        <w:t>p,q</w:t>
+      </w:r>
+      <w:proofErr w:type="gramEnd"/>
+      <w:r>
+        <w:t>) o maksymalnej wartości bezwzględnej.</w:t>
+      </w:r>
+    </w:p>
+    <w:p>
+      <w:pPr>
+        <w:pStyle w:val="Akapitzlist"/>
+        <w:numPr>
+          <w:ilvl w:val="0"/>
+          <w:numId w:val="8"/>
+        </w:numPr>
+      </w:pPr>
+      <w:r>
+        <w:t xml:space="preserve">Jeśli </w:t>
+      </w:r>
+      <m:oMath>
+        <m:r>
+          <w:rPr>
+            <w:rFonts w:ascii="Cambria Math" w:hAnsi="Cambria Math"/>
+          </w:rPr>
+          <m:t>p</m:t>
+        </m:r>
+        <m:r>
+          <m:rPr>
+            <m:sty m:val="p"/>
+          </m:rPr>
+          <w:rPr>
+            <w:rFonts w:ascii="Cambria Math" w:hAnsi="Cambria Math"/>
+          </w:rPr>
+          <m:t>≠</m:t>
+        </m:r>
+        <m:r>
+          <w:rPr>
+            <w:rFonts w:ascii="Cambria Math" w:hAnsi="Cambria Math"/>
+          </w:rPr>
+          <m:t>k</m:t>
+        </m:r>
+      </m:oMath>
+      <w:r>
+        <w:t xml:space="preserve">, zamień wiersze k i p. Jeśli </w:t>
+      </w:r>
+      <m:oMath>
+        <m:r>
+          <w:rPr>
+            <w:rFonts w:ascii="Cambria Math" w:hAnsi="Cambria Math"/>
+          </w:rPr>
+          <m:t>q</m:t>
+        </m:r>
+        <m:r>
+          <m:rPr>
+            <m:sty m:val="p"/>
+          </m:rPr>
+          <w:rPr>
+            <w:rFonts w:ascii="Cambria Math" w:hAnsi="Cambria Math"/>
+          </w:rPr>
+          <m:t>≠</m:t>
+        </m:r>
+        <m:r>
+          <w:rPr>
+            <w:rFonts w:ascii="Cambria Math" w:hAnsi="Cambria Math"/>
+          </w:rPr>
+          <m:t>k</m:t>
+        </m:r>
+      </m:oMath>
+      <w:r>
+        <w:t>, zamień kolumny k i q. (Zarówno zamiana wierszy, jak i kolumn wymaga śledzenia permutacji – po zamianie kolumn również zapisujemy nową kolejność zmiennych.)</w:t>
+      </w:r>
+    </w:p>
+    <w:p>
+      <w:pPr>
+        <w:pStyle w:val="Akapitzlist"/>
+        <w:numPr>
+          <w:ilvl w:val="0"/>
+          <w:numId w:val="8"/>
+        </w:numPr>
+      </w:pPr>
+      <w:r>
+        <w:t xml:space="preserve">Przyjmując teraz </w:t>
+      </w:r>
+      <m:oMath>
+        <m:sSub>
+          <m:sSubPr>
+            <m:ctrlPr>
+              <w:rPr>
+                <w:rFonts w:ascii="Cambria Math" w:hAnsi="Cambria Math"/>
+              </w:rPr>
+            </m:ctrlPr>
+          </m:sSubPr>
+          <m:e>
+            <m:r>
+              <w:rPr>
+                <w:rFonts w:ascii="Cambria Math" w:hAnsi="Cambria Math"/>
+              </w:rPr>
+              <m:t>a</m:t>
+            </m:r>
+          </m:e>
+          <m:sub>
+            <m:r>
+              <w:rPr>
+                <w:rFonts w:ascii="Cambria Math" w:hAnsi="Cambria Math"/>
+              </w:rPr>
+              <m:t>kk</m:t>
+            </m:r>
+          </m:sub>
+        </m:sSub>
+      </m:oMath>
+      <w:r>
+        <w:t xml:space="preserve"> jako pivot, wykonaj eliminację: dla każdego wiersza </w:t>
+      </w:r>
+      <m:oMath>
+        <m:r>
+          <w:rPr>
+            <w:rFonts w:ascii="Cambria Math" w:hAnsi="Cambria Math"/>
+          </w:rPr>
+          <m:t>i</m:t>
+        </m:r>
+        <m:r>
+          <m:rPr>
+            <m:sty m:val="p"/>
+          </m:rPr>
+          <w:rPr>
+            <w:rFonts w:ascii="Cambria Math" w:hAnsi="Cambria Math"/>
+          </w:rPr>
+          <m:t>=</m:t>
+        </m:r>
+        <m:r>
+          <w:rPr>
+            <w:rFonts w:ascii="Cambria Math" w:hAnsi="Cambria Math"/>
+          </w:rPr>
+          <m:t>k</m:t>
+        </m:r>
+        <m:r>
+          <m:rPr>
+            <m:sty m:val="p"/>
+          </m:rPr>
+          <w:rPr>
+            <w:rFonts w:ascii="Cambria Math" w:hAnsi="Cambria Math"/>
+          </w:rPr>
+          <m:t>+</m:t>
+        </m:r>
+        <m:r>
+          <w:rPr>
+            <w:rFonts w:ascii="Cambria Math" w:hAnsi="Cambria Math"/>
+          </w:rPr>
+          <m:t>1</m:t>
+        </m:r>
+        <m:r>
+          <m:rPr>
+            <m:sty m:val="p"/>
+          </m:rPr>
+          <w:rPr>
+            <w:rFonts w:ascii="Cambria Math" w:hAnsi="Cambria Math"/>
+          </w:rPr>
+          <m:t>…</m:t>
+        </m:r>
+        <m:r>
+          <w:rPr>
+            <w:rFonts w:ascii="Cambria Math" w:hAnsi="Cambria Math"/>
+          </w:rPr>
+          <m:t>n</m:t>
+        </m:r>
+      </m:oMath>
+      <w:r>
+        <w:t xml:space="preserve"> oblicz </w:t>
+      </w:r>
+      <m:oMath>
+        <m:r>
+          <w:rPr>
+            <w:rFonts w:ascii="Cambria Math" w:hAnsi="Cambria Math"/>
+          </w:rPr>
+          <m:t>f</m:t>
+        </m:r>
+        <m:r>
+          <m:rPr>
+            <m:sty m:val="p"/>
+          </m:rPr>
+          <w:rPr>
+            <w:rFonts w:ascii="Cambria Math" w:hAnsi="Cambria Math"/>
+          </w:rPr>
+          <m:t>=</m:t>
+        </m:r>
+        <m:sSub>
+          <m:sSubPr>
+            <m:ctrlPr>
+              <w:rPr>
+                <w:rFonts w:ascii="Cambria Math" w:hAnsi="Cambria Math"/>
+              </w:rPr>
+            </m:ctrlPr>
+          </m:sSubPr>
+          <m:e>
+            <m:r>
+              <w:rPr>
+                <w:rFonts w:ascii="Cambria Math" w:hAnsi="Cambria Math"/>
+              </w:rPr>
+              <m:t>a</m:t>
+            </m:r>
+          </m:e>
+          <m:sub>
+            <m:r>
+              <w:rPr>
+                <w:rFonts w:ascii="Cambria Math" w:hAnsi="Cambria Math"/>
+              </w:rPr>
+              <m:t>ik</m:t>
+            </m:r>
+          </m:sub>
+        </m:sSub>
+        <m:r>
+          <m:rPr>
+            <m:sty m:val="p"/>
+          </m:rPr>
+          <w:rPr>
+            <w:rFonts w:ascii="Cambria Math" w:hAnsi="Cambria Math"/>
+          </w:rPr>
+          <m:t>/</m:t>
+        </m:r>
+        <m:sSub>
+          <m:sSubPr>
+            <m:ctrlPr>
+              <w:rPr>
+                <w:rFonts w:ascii="Cambria Math" w:hAnsi="Cambria Math"/>
+              </w:rPr>
+            </m:ctrlPr>
+          </m:sSubPr>
+          <m:e>
+            <m:r>
+              <w:rPr>
+                <w:rFonts w:ascii="Cambria Math" w:hAnsi="Cambria Math"/>
+              </w:rPr>
+              <m:t>a</m:t>
+            </m:r>
+          </m:e>
+          <m:sub>
+            <m:r>
+              <w:rPr>
+                <w:rFonts w:ascii="Cambria Math" w:hAnsi="Cambria Math"/>
+              </w:rPr>
+              <m:t>kk</m:t>
+            </m:r>
+          </m:sub>
+        </m:sSub>
+      </m:oMath>
+      <w:r>
+        <w:t xml:space="preserve"> i odejmij odpowiednio wiersz k.</w:t>
+      </w:r>
+    </w:p>
+    <w:p>
+      <w:pPr>
+        <w:pStyle w:val="Akapitzlist"/>
+        <w:numPr>
+          <w:ilvl w:val="0"/>
+          <w:numId w:val="8"/>
+        </w:numPr>
+      </w:pPr>
+      <w:r>
+        <w:t>Po zakończeniu etapu eliminacji wykonaj podstawianie wsteczne, podobnie jak w poprzednich metodach, a następnie odwróć wszystkie dokonane zamiany kolumn, żeby przyporządkować wartości niewiadomych do pierwotnych zmiennych.</w:t>
+      </w:r>
+    </w:p>
+    <w:p>
+      <w:pPr>
+        <w:rPr>
+          <w:b/>
+          <w:bCs/>
+        </w:rPr>
+      </w:pPr>
+    </w:p>
+    <w:p>
+      <w:r>
+        <w:rPr>
+          <w:b/>
+          <w:bCs/>
+        </w:rPr>
+        <w:t>Problemy i ograniczenia:</w:t>
+      </w:r>
+      <w:r>
+        <w:t xml:space="preserve"> Głównym ograniczeniem pełnego </w:t>
+      </w:r>
+      <w:proofErr w:type="spellStart"/>
+      <w:r>
+        <w:t>pivotu</w:t>
+      </w:r>
+      <w:proofErr w:type="spellEnd"/>
+      <w:r>
+        <w:t xml:space="preserve"> jest jego złożoność implementacyjna i czasowa. Trzeba śledzić zarówno zamiany wierszy, jak i kolumn, co wymaga dodatkowej logiki i pamięci. Ponadto w każdym kroku trzeba przeszukać całą podmacierz, co podnosi koszt.</w:t>
+      </w:r>
+      <w:r>
+        <w:t xml:space="preserve"> P</w:t>
+      </w:r>
+      <w:r>
+        <w:t xml:space="preserve">ełny </w:t>
+      </w:r>
+      <w:proofErr w:type="spellStart"/>
+      <w:r>
+        <w:t>pivot</w:t>
+      </w:r>
+      <w:proofErr w:type="spellEnd"/>
+      <w:r>
+        <w:t xml:space="preserve"> gwarantuje najwyższą dokładność kosztem wydajności</w:t>
+      </w:r>
+    </w:p>
+    <w:p/>
+    <w:p>
+      <w:r>
+        <w:rPr>
+          <w:b/>
+          <w:bCs/>
+        </w:rPr>
+        <w:t xml:space="preserve">Przykładowe </w:t>
+      </w:r>
+      <w:r>
+        <w:rPr>
+          <w:b/>
+          <w:bCs/>
+        </w:rPr>
+        <w:t>obliczenia</w:t>
+      </w:r>
+      <w:r>
+        <w:rPr>
+          <w:b/>
+          <w:bCs/>
+        </w:rPr>
+        <w:t>:</w:t>
+      </w:r>
+      <w:r>
+        <w:t xml:space="preserve"> </w:t>
+      </w:r>
+      <w:bookmarkEnd w:id="4"/>
+    </w:p>
+    <w:p>
+      <w:pPr>
+        <w:jc w:val="center"/>
+      </w:pPr>
+      <w:r>
+        <w:drawing>
+          <wp:inline distT="0" distB="0" distL="0" distR="0" wp14:anchorId="33B04DAE" wp14:editId="31B0CF5D">
+            <wp:extent cx="1838371" cy="2469515"/>
+            <wp:effectExtent l="0" t="0" r="9525" b="6985"/>
+            <wp:docPr id="2018868807" name="Obraz 1" descr="Obraz zawierający tekst, zrzut ekranu, Czcionka, design&#10;&#10;Zawartość wygenerowana przez AI może być niepoprawna."/>
+            <wp:cNvGraphicFramePr>
+              <a:graphicFrameLocks xmlns:a="http://schemas.openxmlformats.org/drawingml/2006/main" noChangeAspect="1"/>
+            </wp:cNvGraphicFramePr>
+            <a:graphic xmlns:a="http://schemas.openxmlformats.org/drawingml/2006/main">
+              <a:graphicData uri="http://schemas.openxmlformats.org/drawingml/2006/picture">
+                <pic:pic xmlns:pic="http://schemas.openxmlformats.org/drawingml/2006/picture">
+                  <pic:nvPicPr>
+                    <pic:cNvPr id="2018868807" name="Obraz 1" descr="Obraz zawierający tekst, zrzut ekranu, Czcionka, design&#10;&#10;Zawartość wygenerowana przez AI może być niepoprawna."/>
+                    <pic:cNvPicPr/>
+                  </pic:nvPicPr>
+                  <pic:blipFill>
+                    <a:blip r:embed="rId13"/>
+                    <a:stretch>
+                      <a:fillRect/>
+                    </a:stretch>
+                  </pic:blipFill>
+                  <pic:spPr>
+                    <a:xfrm>
+                      <a:off x="0" y="0"/>
+                      <a:ext cx="1846772" cy="2480800"/>
+                    </a:xfrm>
+                    <a:prstGeom prst="rect">
+                      <a:avLst/>
+                    </a:prstGeom>
+                  </pic:spPr>
+                </pic:pic>
+              </a:graphicData>
+            </a:graphic>
+          </wp:inline>
+        </w:drawing>
+      </w:r>
+      <w:r>
+        <w:drawing>
+          <wp:inline distT="0" distB="0" distL="0" distR="0" wp14:anchorId="557AE419" wp14:editId="72BC4E8A">
+            <wp:extent cx="1403350" cy="2456903"/>
+            <wp:effectExtent l="0" t="0" r="6350" b="635"/>
+            <wp:docPr id="195454726" name="Obraz 1" descr="Obraz zawierający tekst, zrzut ekranu, Czcionka, design&#10;&#10;Zawartość wygenerowana przez AI może być niepoprawna."/>
+            <wp:cNvGraphicFramePr>
+              <a:graphicFrameLocks xmlns:a="http://schemas.openxmlformats.org/drawingml/2006/main" noChangeAspect="1"/>
+            </wp:cNvGraphicFramePr>
+            <a:graphic xmlns:a="http://schemas.openxmlformats.org/drawingml/2006/main">
+              <a:graphicData uri="http://schemas.openxmlformats.org/drawingml/2006/picture">
+                <pic:pic xmlns:pic="http://schemas.openxmlformats.org/drawingml/2006/picture">
+                  <pic:nvPicPr>
+                    <pic:cNvPr id="195454726" name="Obraz 1" descr="Obraz zawierający tekst, zrzut ekranu, Czcionka, design&#10;&#10;Zawartość wygenerowana przez AI może być niepoprawna."/>
+                    <pic:cNvPicPr/>
+                  </pic:nvPicPr>
+                  <pic:blipFill>
+                    <a:blip r:embed="rId14"/>
+                    <a:stretch>
+                      <a:fillRect/>
+                    </a:stretch>
+                  </pic:blipFill>
+                  <pic:spPr>
+                    <a:xfrm>
+                      <a:off x="0" y="0"/>
+                      <a:ext cx="1418189" cy="2482882"/>
+                    </a:xfrm>
+                    <a:prstGeom prst="rect">
+                      <a:avLst/>
+                    </a:prstGeom>
+                  </pic:spPr>
+                </pic:pic>
+              </a:graphicData>
+            </a:graphic>
+          </wp:inline>
+        </w:drawing>
+      </w:r>
+      <w:r>
+        <w:rPr>
+          <w:noProof/>
+        </w:rPr>
+        <w:drawing>
+          <wp:inline distT="0" distB="0" distL="0" distR="0" wp14:anchorId="4ADF7F77" wp14:editId="34E41FBB">
+            <wp:extent cx="2432050" cy="2478046"/>
+            <wp:effectExtent l="0" t="0" r="6350" b="0"/>
+            <wp:docPr id="1354839820" name="Obraz 1" descr="Obraz zawierający tekst, zrzut ekranu, Czcionka, design&#10;&#10;Zawartość wygenerowana przez AI może być niepoprawna."/>
+            <wp:cNvGraphicFramePr>
+              <a:graphicFrameLocks xmlns:a="http://schemas.openxmlformats.org/drawingml/2006/main" noChangeAspect="1"/>
+            </wp:cNvGraphicFramePr>
+            <a:graphic xmlns:a="http://schemas.openxmlformats.org/drawingml/2006/main">
+              <a:graphicData uri="http://schemas.openxmlformats.org/drawingml/2006/picture">
+                <pic:pic xmlns:pic="http://schemas.openxmlformats.org/drawingml/2006/picture">
+                  <pic:nvPicPr>
+                    <pic:cNvPr id="1354839820" name="Obraz 1" descr="Obraz zawierający tekst, zrzut ekranu, Czcionka, design&#10;&#10;Zawartość wygenerowana przez AI może być niepoprawna."/>
+                    <pic:cNvPicPr/>
+                  </pic:nvPicPr>
+                  <pic:blipFill>
+                    <a:blip r:embed="rId15"/>
+                    <a:stretch>
+                      <a:fillRect/>
+                    </a:stretch>
+                  </pic:blipFill>
+                  <pic:spPr>
+                    <a:xfrm>
+                      <a:off x="0" y="0"/>
+                      <a:ext cx="2435766" cy="2481832"/>
+                    </a:xfrm>
+                    <a:prstGeom prst="rect">
+                      <a:avLst/>
+                    </a:prstGeom>
+                  </pic:spPr>
+                </pic:pic>
+              </a:graphicData>
+            </a:graphic>
+          </wp:inline>
+        </w:drawing>
+      </w:r>
+    </w:p>
+    <w:p>
+      <w:pPr>
+        <w:pStyle w:val="Nagwek2"/>
+        <w:numPr>
+          <w:ilvl w:val="0"/>
+          <w:numId w:val="2"/>
+        </w:numPr>
+      </w:pPr>
+      <w:r>
+        <w:lastRenderedPageBreak/>
+        <w:t>Podsumowanie</w:t>
+      </w:r>
+    </w:p>
+    <w:p>
+      <w:r>
+        <w:t>W projekcie pokazano cztery warianty eliminacji Gaussa. Dzięki zastosowaniu funkcji pomocniczych</w:t>
+      </w:r>
+      <w:r>
+        <w:t xml:space="preserve"> </w:t>
+      </w:r>
+      <w:r>
+        <w:t>kod jest zwięzły i unika duplikacji. Każda metoda ma swoje zalety i ograniczenia</w:t>
+      </w:r>
+      <w:r>
+        <w:t xml:space="preserve"> opisane w </w:t>
+      </w:r>
+      <w:proofErr w:type="spellStart"/>
+      <w:r>
+        <w:t>poszególnych</w:t>
+      </w:r>
+      <w:proofErr w:type="spellEnd"/>
+      <w:r>
+        <w:t xml:space="preserve"> rozdziałach sprawozdania.</w:t>
+      </w:r>
+    </w:p>
+    <w:p>
+      <w:r>
+        <w:t>Na przyszłość można rozważyć rozszerzenia projektu</w:t>
+      </w:r>
+      <w:r>
+        <w:t>:</w:t>
+      </w:r>
+      <w:r>
+        <w:br/>
+        <w:t xml:space="preserve">- </w:t>
+      </w:r>
+      <w:r>
+        <w:rPr>
+          <w:b/>
+          <w:bCs/>
+        </w:rPr>
+        <w:t>Obsługa wyjątków</w:t>
+      </w:r>
+      <w:r>
+        <w:t xml:space="preserve"> – wykrywanie i zgłaszanie sytuacji nieskończonych lub sprzecznych układów (brak rozwiązania lub nieskończenie wiele rozwiązań).</w:t>
+      </w:r>
+      <w:r>
+        <w:br/>
+        <w:t xml:space="preserve">- </w:t>
+      </w:r>
+      <w:r>
+        <w:rPr>
+          <w:b/>
+          <w:bCs/>
+        </w:rPr>
+        <w:t>Pomiary wydajności</w:t>
+      </w:r>
+      <w:r>
+        <w:t xml:space="preserve"> – dodanie pomiaru czasu wykonania każdej metody, aby porównać ich efektywność.</w:t>
+      </w:r>
+      <w:r>
+        <w:br/>
+        <w:t xml:space="preserve">- </w:t>
+      </w:r>
+      <w:r>
+        <w:rPr>
+          <w:b/>
+          <w:bCs/>
+        </w:rPr>
+        <w:t>Testy porównawcze stabilności</w:t>
+      </w:r>
+      <w:r>
+        <w:t xml:space="preserve"> – przygotowanie testów numerycznych porównujących dokładność i wrażliwość metod dla różnych typów macierzy (różnie uwarunkowanych, losowych, specjalnych).</w:t>
+      </w:r>
+    </w:p>
+    <w:p>
+      <w:r>
+        <w:t>Każda z tych sugestii pozwoliłaby na gruntowne przetestowanie i ulepszenie algorytmów eliminacji Gaussa w kontekście praktycznych zastosowań.</w:t>
+      </w:r>
+    </w:p>
     <w:p/>
     <w:sectPr>
       <w:pgSz w:w="11906" w:h="16838"/>
@@ -11,6 +2754,885 @@
     </w:sectPr>
   </w:body>
 </w:document>
+</file>
+
+<file path=word/numbering.xml><?xml version="1.0" encoding="utf-8"?>
+<w:numbering xmlns:wpc="http://schemas.microsoft.com/office/word/2010/wordprocessingCanvas" xmlns:cx="http://schemas.microsoft.com/office/drawing/2014/chartex" xmlns:cx1="http://schemas.microsoft.com/office/drawing/2015/9/8/chartex" xmlns:cx2="http://schemas.microsoft.com/office/drawing/2015/10/21/chartex" xmlns:cx3="http://schemas.microsoft.com/office/drawing/2016/5/9/chartex" xmlns:cx4="http://schemas.microsoft.com/office/drawing/2016/5/10/chartex" xmlns:cx5="http://schemas.microsoft.com/office/drawing/2016/5/11/chartex" xmlns:cx6="http://schemas.microsoft.com/office/drawing/2016/5/12/chartex" xmlns:cx7="http://schemas.microsoft.com/office/drawing/2016/5/13/chartex" xmlns:cx8="http://schemas.microsoft.com/office/drawing/2016/5/14/chartex" xmlns:mc="http://schemas.openxmlformats.org/markup-compatibility/2006" xmlns:aink="http://schemas.microsoft.com/office/drawing/2016/ink" xmlns:am3d="http://schemas.microsoft.com/office/drawing/2017/model3d" xmlns:o="urn:schemas-microsoft-com:office:office" xmlns:oel="http://schemas.microsoft.com/office/2019/extlst" xmlns:r="http://schemas.openxmlformats.org/officeDocument/2006/relationships" xmlns:m="http://schemas.openxmlformats.org/officeDocument/2006/math" xmlns:v="urn:schemas-microsoft-com:vml" xmlns:wp14="http://schemas.microsoft.com/office/word/2010/wordprocessingDrawing" xmlns:wp="http://schemas.openxmlformats.org/drawingml/2006/wordprocessingDrawing" xmlns:w10="urn:schemas-microsoft-com:office:word" xmlns:w="http://schemas.openxmlformats.org/wordprocessingml/2006/main" xmlns:w14="http://schemas.microsoft.com/office/word/2010/wordml" xmlns:w15="http://schemas.microsoft.com/office/word/2012/wordml" xmlns:w16cex="http://schemas.microsoft.com/office/word/2018/wordml/cex" xmlns:w16cid="http://schemas.microsoft.com/office/word/2016/wordml/cid" xmlns:w16="http://schemas.microsoft.com/office/word/2018/wordml" xmlns:w16du="http://schemas.microsoft.com/office/word/2023/wordml/word16du" xmlns:w16sdtdh="http://schemas.microsoft.com/office/word/2020/wordml/sdtdatahash" xmlns:w16sdtfl="http://schemas.microsoft.com/office/word/2024/wordml/sdtformatlock" xmlns:w16se="http://schemas.microsoft.com/office/word/2015/wordml/symex" xmlns:wpg="http://schemas.microsoft.com/office/word/2010/wordprocessingGroup" xmlns:wpi="http://schemas.microsoft.com/office/word/2010/wordprocessingInk" xmlns:wne="http://schemas.microsoft.com/office/word/2006/wordml" xmlns:wps="http://schemas.microsoft.com/office/word/2010/wordprocessingShape" mc:Ignorable="w14 w15 w16se w16cid w16 w16cex w16sdtdh w16sdtfl w16du wp14">
+  <w:abstractNum w:abstractNumId="0" w15:restartNumberingAfterBreak="0">
+    <w:nsid w:val="172B0485"/>
+    <w:multiLevelType w:val="hybridMultilevel"/>
+    <w:tmpl w:val="417238D0"/>
+    <w:lvl w:ilvl="0" w:tplc="0415000F">
+      <w:start w:val="1"/>
+      <w:numFmt w:val="decimal"/>
+      <w:lvlText w:val="%1."/>
+      <w:lvlJc w:val="left"/>
+      <w:pPr>
+        <w:ind w:left="720" w:hanging="360"/>
+      </w:pPr>
+    </w:lvl>
+    <w:lvl w:ilvl="1" w:tplc="04150019" w:tentative="1">
+      <w:start w:val="1"/>
+      <w:numFmt w:val="lowerLetter"/>
+      <w:lvlText w:val="%2."/>
+      <w:lvlJc w:val="left"/>
+      <w:pPr>
+        <w:ind w:left="1440" w:hanging="360"/>
+      </w:pPr>
+    </w:lvl>
+    <w:lvl w:ilvl="2" w:tplc="0415001B" w:tentative="1">
+      <w:start w:val="1"/>
+      <w:numFmt w:val="lowerRoman"/>
+      <w:lvlText w:val="%3."/>
+      <w:lvlJc w:val="right"/>
+      <w:pPr>
+        <w:ind w:left="2160" w:hanging="180"/>
+      </w:pPr>
+    </w:lvl>
+    <w:lvl w:ilvl="3" w:tplc="0415000F" w:tentative="1">
+      <w:start w:val="1"/>
+      <w:numFmt w:val="decimal"/>
+      <w:lvlText w:val="%4."/>
+      <w:lvlJc w:val="left"/>
+      <w:pPr>
+        <w:ind w:left="2880" w:hanging="360"/>
+      </w:pPr>
+    </w:lvl>
+    <w:lvl w:ilvl="4" w:tplc="04150019" w:tentative="1">
+      <w:start w:val="1"/>
+      <w:numFmt w:val="lowerLetter"/>
+      <w:lvlText w:val="%5."/>
+      <w:lvlJc w:val="left"/>
+      <w:pPr>
+        <w:ind w:left="3600" w:hanging="360"/>
+      </w:pPr>
+    </w:lvl>
+    <w:lvl w:ilvl="5" w:tplc="0415001B" w:tentative="1">
+      <w:start w:val="1"/>
+      <w:numFmt w:val="lowerRoman"/>
+      <w:lvlText w:val="%6."/>
+      <w:lvlJc w:val="right"/>
+      <w:pPr>
+        <w:ind w:left="4320" w:hanging="180"/>
+      </w:pPr>
+    </w:lvl>
+    <w:lvl w:ilvl="6" w:tplc="0415000F" w:tentative="1">
+      <w:start w:val="1"/>
+      <w:numFmt w:val="decimal"/>
+      <w:lvlText w:val="%7."/>
+      <w:lvlJc w:val="left"/>
+      <w:pPr>
+        <w:ind w:left="5040" w:hanging="360"/>
+      </w:pPr>
+    </w:lvl>
+    <w:lvl w:ilvl="7" w:tplc="04150019" w:tentative="1">
+      <w:start w:val="1"/>
+      <w:numFmt w:val="lowerLetter"/>
+      <w:lvlText w:val="%8."/>
+      <w:lvlJc w:val="left"/>
+      <w:pPr>
+        <w:ind w:left="5760" w:hanging="360"/>
+      </w:pPr>
+    </w:lvl>
+    <w:lvl w:ilvl="8" w:tplc="0415001B" w:tentative="1">
+      <w:start w:val="1"/>
+      <w:numFmt w:val="lowerRoman"/>
+      <w:lvlText w:val="%9."/>
+      <w:lvlJc w:val="right"/>
+      <w:pPr>
+        <w:ind w:left="6480" w:hanging="180"/>
+      </w:pPr>
+    </w:lvl>
+  </w:abstractNum>
+  <w:abstractNum w:abstractNumId="1" w15:restartNumberingAfterBreak="0">
+    <w:nsid w:val="1F5C3FA3"/>
+    <w:multiLevelType w:val="hybridMultilevel"/>
+    <w:tmpl w:val="45204222"/>
+    <w:lvl w:ilvl="0" w:tplc="04150001">
+      <w:start w:val="1"/>
+      <w:numFmt w:val="bullet"/>
+      <w:lvlText w:val=""/>
+      <w:lvlJc w:val="left"/>
+      <w:pPr>
+        <w:ind w:left="720" w:hanging="360"/>
+      </w:pPr>
+      <w:rPr>
+        <w:rFonts w:ascii="Symbol" w:hAnsi="Symbol" w:hint="default"/>
+      </w:rPr>
+    </w:lvl>
+    <w:lvl w:ilvl="1" w:tplc="04150003" w:tentative="1">
+      <w:start w:val="1"/>
+      <w:numFmt w:val="bullet"/>
+      <w:lvlText w:val="o"/>
+      <w:lvlJc w:val="left"/>
+      <w:pPr>
+        <w:ind w:left="1440" w:hanging="360"/>
+      </w:pPr>
+      <w:rPr>
+        <w:rFonts w:ascii="Courier New" w:hAnsi="Courier New" w:cs="Courier New" w:hint="default"/>
+      </w:rPr>
+    </w:lvl>
+    <w:lvl w:ilvl="2" w:tplc="04150005" w:tentative="1">
+      <w:start w:val="1"/>
+      <w:numFmt w:val="bullet"/>
+      <w:lvlText w:val=""/>
+      <w:lvlJc w:val="left"/>
+      <w:pPr>
+        <w:ind w:left="2160" w:hanging="360"/>
+      </w:pPr>
+      <w:rPr>
+        <w:rFonts w:ascii="Wingdings" w:hAnsi="Wingdings" w:hint="default"/>
+      </w:rPr>
+    </w:lvl>
+    <w:lvl w:ilvl="3" w:tplc="04150001" w:tentative="1">
+      <w:start w:val="1"/>
+      <w:numFmt w:val="bullet"/>
+      <w:lvlText w:val=""/>
+      <w:lvlJc w:val="left"/>
+      <w:pPr>
+        <w:ind w:left="2880" w:hanging="360"/>
+      </w:pPr>
+      <w:rPr>
+        <w:rFonts w:ascii="Symbol" w:hAnsi="Symbol" w:hint="default"/>
+      </w:rPr>
+    </w:lvl>
+    <w:lvl w:ilvl="4" w:tplc="04150003" w:tentative="1">
+      <w:start w:val="1"/>
+      <w:numFmt w:val="bullet"/>
+      <w:lvlText w:val="o"/>
+      <w:lvlJc w:val="left"/>
+      <w:pPr>
+        <w:ind w:left="3600" w:hanging="360"/>
+      </w:pPr>
+      <w:rPr>
+        <w:rFonts w:ascii="Courier New" w:hAnsi="Courier New" w:cs="Courier New" w:hint="default"/>
+      </w:rPr>
+    </w:lvl>
+    <w:lvl w:ilvl="5" w:tplc="04150005" w:tentative="1">
+      <w:start w:val="1"/>
+      <w:numFmt w:val="bullet"/>
+      <w:lvlText w:val=""/>
+      <w:lvlJc w:val="left"/>
+      <w:pPr>
+        <w:ind w:left="4320" w:hanging="360"/>
+      </w:pPr>
+      <w:rPr>
+        <w:rFonts w:ascii="Wingdings" w:hAnsi="Wingdings" w:hint="default"/>
+      </w:rPr>
+    </w:lvl>
+    <w:lvl w:ilvl="6" w:tplc="04150001" w:tentative="1">
+      <w:start w:val="1"/>
+      <w:numFmt w:val="bullet"/>
+      <w:lvlText w:val=""/>
+      <w:lvlJc w:val="left"/>
+      <w:pPr>
+        <w:ind w:left="5040" w:hanging="360"/>
+      </w:pPr>
+      <w:rPr>
+        <w:rFonts w:ascii="Symbol" w:hAnsi="Symbol" w:hint="default"/>
+      </w:rPr>
+    </w:lvl>
+    <w:lvl w:ilvl="7" w:tplc="04150003" w:tentative="1">
+      <w:start w:val="1"/>
+      <w:numFmt w:val="bullet"/>
+      <w:lvlText w:val="o"/>
+      <w:lvlJc w:val="left"/>
+      <w:pPr>
+        <w:ind w:left="5760" w:hanging="360"/>
+      </w:pPr>
+      <w:rPr>
+        <w:rFonts w:ascii="Courier New" w:hAnsi="Courier New" w:cs="Courier New" w:hint="default"/>
+      </w:rPr>
+    </w:lvl>
+    <w:lvl w:ilvl="8" w:tplc="04150005" w:tentative="1">
+      <w:start w:val="1"/>
+      <w:numFmt w:val="bullet"/>
+      <w:lvlText w:val=""/>
+      <w:lvlJc w:val="left"/>
+      <w:pPr>
+        <w:ind w:left="6480" w:hanging="360"/>
+      </w:pPr>
+      <w:rPr>
+        <w:rFonts w:ascii="Wingdings" w:hAnsi="Wingdings" w:hint="default"/>
+      </w:rPr>
+    </w:lvl>
+  </w:abstractNum>
+  <w:abstractNum w:abstractNumId="2" w15:restartNumberingAfterBreak="0">
+    <w:nsid w:val="292C3392"/>
+    <w:multiLevelType w:val="hybridMultilevel"/>
+    <w:tmpl w:val="F580C9E4"/>
+    <w:lvl w:ilvl="0" w:tplc="0415000F">
+      <w:start w:val="1"/>
+      <w:numFmt w:val="decimal"/>
+      <w:lvlText w:val="%1."/>
+      <w:lvlJc w:val="left"/>
+      <w:pPr>
+        <w:ind w:left="720" w:hanging="360"/>
+      </w:pPr>
+    </w:lvl>
+    <w:lvl w:ilvl="1" w:tplc="04150019" w:tentative="1">
+      <w:start w:val="1"/>
+      <w:numFmt w:val="lowerLetter"/>
+      <w:lvlText w:val="%2."/>
+      <w:lvlJc w:val="left"/>
+      <w:pPr>
+        <w:ind w:left="1440" w:hanging="360"/>
+      </w:pPr>
+    </w:lvl>
+    <w:lvl w:ilvl="2" w:tplc="0415001B" w:tentative="1">
+      <w:start w:val="1"/>
+      <w:numFmt w:val="lowerRoman"/>
+      <w:lvlText w:val="%3."/>
+      <w:lvlJc w:val="right"/>
+      <w:pPr>
+        <w:ind w:left="2160" w:hanging="180"/>
+      </w:pPr>
+    </w:lvl>
+    <w:lvl w:ilvl="3" w:tplc="0415000F" w:tentative="1">
+      <w:start w:val="1"/>
+      <w:numFmt w:val="decimal"/>
+      <w:lvlText w:val="%4."/>
+      <w:lvlJc w:val="left"/>
+      <w:pPr>
+        <w:ind w:left="2880" w:hanging="360"/>
+      </w:pPr>
+    </w:lvl>
+    <w:lvl w:ilvl="4" w:tplc="04150019" w:tentative="1">
+      <w:start w:val="1"/>
+      <w:numFmt w:val="lowerLetter"/>
+      <w:lvlText w:val="%5."/>
+      <w:lvlJc w:val="left"/>
+      <w:pPr>
+        <w:ind w:left="3600" w:hanging="360"/>
+      </w:pPr>
+    </w:lvl>
+    <w:lvl w:ilvl="5" w:tplc="0415001B" w:tentative="1">
+      <w:start w:val="1"/>
+      <w:numFmt w:val="lowerRoman"/>
+      <w:lvlText w:val="%6."/>
+      <w:lvlJc w:val="right"/>
+      <w:pPr>
+        <w:ind w:left="4320" w:hanging="180"/>
+      </w:pPr>
+    </w:lvl>
+    <w:lvl w:ilvl="6" w:tplc="0415000F" w:tentative="1">
+      <w:start w:val="1"/>
+      <w:numFmt w:val="decimal"/>
+      <w:lvlText w:val="%7."/>
+      <w:lvlJc w:val="left"/>
+      <w:pPr>
+        <w:ind w:left="5040" w:hanging="360"/>
+      </w:pPr>
+    </w:lvl>
+    <w:lvl w:ilvl="7" w:tplc="04150019" w:tentative="1">
+      <w:start w:val="1"/>
+      <w:numFmt w:val="lowerLetter"/>
+      <w:lvlText w:val="%8."/>
+      <w:lvlJc w:val="left"/>
+      <w:pPr>
+        <w:ind w:left="5760" w:hanging="360"/>
+      </w:pPr>
+    </w:lvl>
+    <w:lvl w:ilvl="8" w:tplc="0415001B" w:tentative="1">
+      <w:start w:val="1"/>
+      <w:numFmt w:val="lowerRoman"/>
+      <w:lvlText w:val="%9."/>
+      <w:lvlJc w:val="right"/>
+      <w:pPr>
+        <w:ind w:left="6480" w:hanging="180"/>
+      </w:pPr>
+    </w:lvl>
+  </w:abstractNum>
+  <w:abstractNum w:abstractNumId="3" w15:restartNumberingAfterBreak="0">
+    <w:nsid w:val="4F0657D3"/>
+    <w:multiLevelType w:val="hybridMultilevel"/>
+    <w:tmpl w:val="02561404"/>
+    <w:lvl w:ilvl="0" w:tplc="04150001">
+      <w:start w:val="1"/>
+      <w:numFmt w:val="bullet"/>
+      <w:lvlText w:val=""/>
+      <w:lvlJc w:val="left"/>
+      <w:pPr>
+        <w:ind w:left="720" w:hanging="360"/>
+      </w:pPr>
+      <w:rPr>
+        <w:rFonts w:ascii="Symbol" w:hAnsi="Symbol" w:hint="default"/>
+      </w:rPr>
+    </w:lvl>
+    <w:lvl w:ilvl="1" w:tplc="04150003" w:tentative="1">
+      <w:start w:val="1"/>
+      <w:numFmt w:val="bullet"/>
+      <w:lvlText w:val="o"/>
+      <w:lvlJc w:val="left"/>
+      <w:pPr>
+        <w:ind w:left="1440" w:hanging="360"/>
+      </w:pPr>
+      <w:rPr>
+        <w:rFonts w:ascii="Courier New" w:hAnsi="Courier New" w:cs="Courier New" w:hint="default"/>
+      </w:rPr>
+    </w:lvl>
+    <w:lvl w:ilvl="2" w:tplc="04150005" w:tentative="1">
+      <w:start w:val="1"/>
+      <w:numFmt w:val="bullet"/>
+      <w:lvlText w:val=""/>
+      <w:lvlJc w:val="left"/>
+      <w:pPr>
+        <w:ind w:left="2160" w:hanging="360"/>
+      </w:pPr>
+      <w:rPr>
+        <w:rFonts w:ascii="Wingdings" w:hAnsi="Wingdings" w:hint="default"/>
+      </w:rPr>
+    </w:lvl>
+    <w:lvl w:ilvl="3" w:tplc="04150001" w:tentative="1">
+      <w:start w:val="1"/>
+      <w:numFmt w:val="bullet"/>
+      <w:lvlText w:val=""/>
+      <w:lvlJc w:val="left"/>
+      <w:pPr>
+        <w:ind w:left="2880" w:hanging="360"/>
+      </w:pPr>
+      <w:rPr>
+        <w:rFonts w:ascii="Symbol" w:hAnsi="Symbol" w:hint="default"/>
+      </w:rPr>
+    </w:lvl>
+    <w:lvl w:ilvl="4" w:tplc="04150003" w:tentative="1">
+      <w:start w:val="1"/>
+      <w:numFmt w:val="bullet"/>
+      <w:lvlText w:val="o"/>
+      <w:lvlJc w:val="left"/>
+      <w:pPr>
+        <w:ind w:left="3600" w:hanging="360"/>
+      </w:pPr>
+      <w:rPr>
+        <w:rFonts w:ascii="Courier New" w:hAnsi="Courier New" w:cs="Courier New" w:hint="default"/>
+      </w:rPr>
+    </w:lvl>
+    <w:lvl w:ilvl="5" w:tplc="04150005" w:tentative="1">
+      <w:start w:val="1"/>
+      <w:numFmt w:val="bullet"/>
+      <w:lvlText w:val=""/>
+      <w:lvlJc w:val="left"/>
+      <w:pPr>
+        <w:ind w:left="4320" w:hanging="360"/>
+      </w:pPr>
+      <w:rPr>
+        <w:rFonts w:ascii="Wingdings" w:hAnsi="Wingdings" w:hint="default"/>
+      </w:rPr>
+    </w:lvl>
+    <w:lvl w:ilvl="6" w:tplc="04150001" w:tentative="1">
+      <w:start w:val="1"/>
+      <w:numFmt w:val="bullet"/>
+      <w:lvlText w:val=""/>
+      <w:lvlJc w:val="left"/>
+      <w:pPr>
+        <w:ind w:left="5040" w:hanging="360"/>
+      </w:pPr>
+      <w:rPr>
+        <w:rFonts w:ascii="Symbol" w:hAnsi="Symbol" w:hint="default"/>
+      </w:rPr>
+    </w:lvl>
+    <w:lvl w:ilvl="7" w:tplc="04150003" w:tentative="1">
+      <w:start w:val="1"/>
+      <w:numFmt w:val="bullet"/>
+      <w:lvlText w:val="o"/>
+      <w:lvlJc w:val="left"/>
+      <w:pPr>
+        <w:ind w:left="5760" w:hanging="360"/>
+      </w:pPr>
+      <w:rPr>
+        <w:rFonts w:ascii="Courier New" w:hAnsi="Courier New" w:cs="Courier New" w:hint="default"/>
+      </w:rPr>
+    </w:lvl>
+    <w:lvl w:ilvl="8" w:tplc="04150005" w:tentative="1">
+      <w:start w:val="1"/>
+      <w:numFmt w:val="bullet"/>
+      <w:lvlText w:val=""/>
+      <w:lvlJc w:val="left"/>
+      <w:pPr>
+        <w:ind w:left="6480" w:hanging="360"/>
+      </w:pPr>
+      <w:rPr>
+        <w:rFonts w:ascii="Wingdings" w:hAnsi="Wingdings" w:hint="default"/>
+      </w:rPr>
+    </w:lvl>
+  </w:abstractNum>
+  <w:abstractNum w:abstractNumId="4" w15:restartNumberingAfterBreak="0">
+    <w:nsid w:val="592F19BA"/>
+    <w:multiLevelType w:val="hybridMultilevel"/>
+    <w:tmpl w:val="434AF8B8"/>
+    <w:lvl w:ilvl="0" w:tplc="04150001">
+      <w:start w:val="1"/>
+      <w:numFmt w:val="bullet"/>
+      <w:lvlText w:val=""/>
+      <w:lvlJc w:val="left"/>
+      <w:pPr>
+        <w:ind w:left="720" w:hanging="360"/>
+      </w:pPr>
+      <w:rPr>
+        <w:rFonts w:ascii="Symbol" w:hAnsi="Symbol" w:hint="default"/>
+      </w:rPr>
+    </w:lvl>
+    <w:lvl w:ilvl="1" w:tplc="04150003" w:tentative="1">
+      <w:start w:val="1"/>
+      <w:numFmt w:val="bullet"/>
+      <w:lvlText w:val="o"/>
+      <w:lvlJc w:val="left"/>
+      <w:pPr>
+        <w:ind w:left="1440" w:hanging="360"/>
+      </w:pPr>
+      <w:rPr>
+        <w:rFonts w:ascii="Courier New" w:hAnsi="Courier New" w:cs="Courier New" w:hint="default"/>
+      </w:rPr>
+    </w:lvl>
+    <w:lvl w:ilvl="2" w:tplc="04150005" w:tentative="1">
+      <w:start w:val="1"/>
+      <w:numFmt w:val="bullet"/>
+      <w:lvlText w:val=""/>
+      <w:lvlJc w:val="left"/>
+      <w:pPr>
+        <w:ind w:left="2160" w:hanging="360"/>
+      </w:pPr>
+      <w:rPr>
+        <w:rFonts w:ascii="Wingdings" w:hAnsi="Wingdings" w:hint="default"/>
+      </w:rPr>
+    </w:lvl>
+    <w:lvl w:ilvl="3" w:tplc="04150001" w:tentative="1">
+      <w:start w:val="1"/>
+      <w:numFmt w:val="bullet"/>
+      <w:lvlText w:val=""/>
+      <w:lvlJc w:val="left"/>
+      <w:pPr>
+        <w:ind w:left="2880" w:hanging="360"/>
+      </w:pPr>
+      <w:rPr>
+        <w:rFonts w:ascii="Symbol" w:hAnsi="Symbol" w:hint="default"/>
+      </w:rPr>
+    </w:lvl>
+    <w:lvl w:ilvl="4" w:tplc="04150003" w:tentative="1">
+      <w:start w:val="1"/>
+      <w:numFmt w:val="bullet"/>
+      <w:lvlText w:val="o"/>
+      <w:lvlJc w:val="left"/>
+      <w:pPr>
+        <w:ind w:left="3600" w:hanging="360"/>
+      </w:pPr>
+      <w:rPr>
+        <w:rFonts w:ascii="Courier New" w:hAnsi="Courier New" w:cs="Courier New" w:hint="default"/>
+      </w:rPr>
+    </w:lvl>
+    <w:lvl w:ilvl="5" w:tplc="04150005" w:tentative="1">
+      <w:start w:val="1"/>
+      <w:numFmt w:val="bullet"/>
+      <w:lvlText w:val=""/>
+      <w:lvlJc w:val="left"/>
+      <w:pPr>
+        <w:ind w:left="4320" w:hanging="360"/>
+      </w:pPr>
+      <w:rPr>
+        <w:rFonts w:ascii="Wingdings" w:hAnsi="Wingdings" w:hint="default"/>
+      </w:rPr>
+    </w:lvl>
+    <w:lvl w:ilvl="6" w:tplc="04150001" w:tentative="1">
+      <w:start w:val="1"/>
+      <w:numFmt w:val="bullet"/>
+      <w:lvlText w:val=""/>
+      <w:lvlJc w:val="left"/>
+      <w:pPr>
+        <w:ind w:left="5040" w:hanging="360"/>
+      </w:pPr>
+      <w:rPr>
+        <w:rFonts w:ascii="Symbol" w:hAnsi="Symbol" w:hint="default"/>
+      </w:rPr>
+    </w:lvl>
+    <w:lvl w:ilvl="7" w:tplc="04150003" w:tentative="1">
+      <w:start w:val="1"/>
+      <w:numFmt w:val="bullet"/>
+      <w:lvlText w:val="o"/>
+      <w:lvlJc w:val="left"/>
+      <w:pPr>
+        <w:ind w:left="5760" w:hanging="360"/>
+      </w:pPr>
+      <w:rPr>
+        <w:rFonts w:ascii="Courier New" w:hAnsi="Courier New" w:cs="Courier New" w:hint="default"/>
+      </w:rPr>
+    </w:lvl>
+    <w:lvl w:ilvl="8" w:tplc="04150005" w:tentative="1">
+      <w:start w:val="1"/>
+      <w:numFmt w:val="bullet"/>
+      <w:lvlText w:val=""/>
+      <w:lvlJc w:val="left"/>
+      <w:pPr>
+        <w:ind w:left="6480" w:hanging="360"/>
+      </w:pPr>
+      <w:rPr>
+        <w:rFonts w:ascii="Wingdings" w:hAnsi="Wingdings" w:hint="default"/>
+      </w:rPr>
+    </w:lvl>
+  </w:abstractNum>
+  <w:abstractNum w:abstractNumId="5" w15:restartNumberingAfterBreak="0">
+    <w:nsid w:val="60D2273E"/>
+    <w:multiLevelType w:val="hybridMultilevel"/>
+    <w:tmpl w:val="65583610"/>
+    <w:lvl w:ilvl="0" w:tplc="04150001">
+      <w:start w:val="1"/>
+      <w:numFmt w:val="bullet"/>
+      <w:lvlText w:val=""/>
+      <w:lvlJc w:val="left"/>
+      <w:pPr>
+        <w:ind w:left="720" w:hanging="360"/>
+      </w:pPr>
+      <w:rPr>
+        <w:rFonts w:ascii="Symbol" w:hAnsi="Symbol" w:hint="default"/>
+      </w:rPr>
+    </w:lvl>
+    <w:lvl w:ilvl="1" w:tplc="04150003" w:tentative="1">
+      <w:start w:val="1"/>
+      <w:numFmt w:val="bullet"/>
+      <w:lvlText w:val="o"/>
+      <w:lvlJc w:val="left"/>
+      <w:pPr>
+        <w:ind w:left="1440" w:hanging="360"/>
+      </w:pPr>
+      <w:rPr>
+        <w:rFonts w:ascii="Courier New" w:hAnsi="Courier New" w:cs="Courier New" w:hint="default"/>
+      </w:rPr>
+    </w:lvl>
+    <w:lvl w:ilvl="2" w:tplc="04150005" w:tentative="1">
+      <w:start w:val="1"/>
+      <w:numFmt w:val="bullet"/>
+      <w:lvlText w:val=""/>
+      <w:lvlJc w:val="left"/>
+      <w:pPr>
+        <w:ind w:left="2160" w:hanging="360"/>
+      </w:pPr>
+      <w:rPr>
+        <w:rFonts w:ascii="Wingdings" w:hAnsi="Wingdings" w:hint="default"/>
+      </w:rPr>
+    </w:lvl>
+    <w:lvl w:ilvl="3" w:tplc="04150001" w:tentative="1">
+      <w:start w:val="1"/>
+      <w:numFmt w:val="bullet"/>
+      <w:lvlText w:val=""/>
+      <w:lvlJc w:val="left"/>
+      <w:pPr>
+        <w:ind w:left="2880" w:hanging="360"/>
+      </w:pPr>
+      <w:rPr>
+        <w:rFonts w:ascii="Symbol" w:hAnsi="Symbol" w:hint="default"/>
+      </w:rPr>
+    </w:lvl>
+    <w:lvl w:ilvl="4" w:tplc="04150003" w:tentative="1">
+      <w:start w:val="1"/>
+      <w:numFmt w:val="bullet"/>
+      <w:lvlText w:val="o"/>
+      <w:lvlJc w:val="left"/>
+      <w:pPr>
+        <w:ind w:left="3600" w:hanging="360"/>
+      </w:pPr>
+      <w:rPr>
+        <w:rFonts w:ascii="Courier New" w:hAnsi="Courier New" w:cs="Courier New" w:hint="default"/>
+      </w:rPr>
+    </w:lvl>
+    <w:lvl w:ilvl="5" w:tplc="04150005" w:tentative="1">
+      <w:start w:val="1"/>
+      <w:numFmt w:val="bullet"/>
+      <w:lvlText w:val=""/>
+      <w:lvlJc w:val="left"/>
+      <w:pPr>
+        <w:ind w:left="4320" w:hanging="360"/>
+      </w:pPr>
+      <w:rPr>
+        <w:rFonts w:ascii="Wingdings" w:hAnsi="Wingdings" w:hint="default"/>
+      </w:rPr>
+    </w:lvl>
+    <w:lvl w:ilvl="6" w:tplc="04150001" w:tentative="1">
+      <w:start w:val="1"/>
+      <w:numFmt w:val="bullet"/>
+      <w:lvlText w:val=""/>
+      <w:lvlJc w:val="left"/>
+      <w:pPr>
+        <w:ind w:left="5040" w:hanging="360"/>
+      </w:pPr>
+      <w:rPr>
+        <w:rFonts w:ascii="Symbol" w:hAnsi="Symbol" w:hint="default"/>
+      </w:rPr>
+    </w:lvl>
+    <w:lvl w:ilvl="7" w:tplc="04150003" w:tentative="1">
+      <w:start w:val="1"/>
+      <w:numFmt w:val="bullet"/>
+      <w:lvlText w:val="o"/>
+      <w:lvlJc w:val="left"/>
+      <w:pPr>
+        <w:ind w:left="5760" w:hanging="360"/>
+      </w:pPr>
+      <w:rPr>
+        <w:rFonts w:ascii="Courier New" w:hAnsi="Courier New" w:cs="Courier New" w:hint="default"/>
+      </w:rPr>
+    </w:lvl>
+    <w:lvl w:ilvl="8" w:tplc="04150005" w:tentative="1">
+      <w:start w:val="1"/>
+      <w:numFmt w:val="bullet"/>
+      <w:lvlText w:val=""/>
+      <w:lvlJc w:val="left"/>
+      <w:pPr>
+        <w:ind w:left="6480" w:hanging="360"/>
+      </w:pPr>
+      <w:rPr>
+        <w:rFonts w:ascii="Wingdings" w:hAnsi="Wingdings" w:hint="default"/>
+      </w:rPr>
+    </w:lvl>
+  </w:abstractNum>
+  <w:abstractNum w:abstractNumId="6" w15:restartNumberingAfterBreak="0">
+    <w:nsid w:val="700B1C03"/>
+    <w:multiLevelType w:val="hybridMultilevel"/>
+    <w:tmpl w:val="B12A1CB0"/>
+    <w:lvl w:ilvl="0" w:tplc="04150001">
+      <w:start w:val="1"/>
+      <w:numFmt w:val="bullet"/>
+      <w:lvlText w:val=""/>
+      <w:lvlJc w:val="left"/>
+      <w:pPr>
+        <w:ind w:left="720" w:hanging="360"/>
+      </w:pPr>
+      <w:rPr>
+        <w:rFonts w:ascii="Symbol" w:hAnsi="Symbol" w:hint="default"/>
+      </w:rPr>
+    </w:lvl>
+    <w:lvl w:ilvl="1" w:tplc="04150003" w:tentative="1">
+      <w:start w:val="1"/>
+      <w:numFmt w:val="bullet"/>
+      <w:lvlText w:val="o"/>
+      <w:lvlJc w:val="left"/>
+      <w:pPr>
+        <w:ind w:left="1440" w:hanging="360"/>
+      </w:pPr>
+      <w:rPr>
+        <w:rFonts w:ascii="Courier New" w:hAnsi="Courier New" w:cs="Courier New" w:hint="default"/>
+      </w:rPr>
+    </w:lvl>
+    <w:lvl w:ilvl="2" w:tplc="04150005" w:tentative="1">
+      <w:start w:val="1"/>
+      <w:numFmt w:val="bullet"/>
+      <w:lvlText w:val=""/>
+      <w:lvlJc w:val="left"/>
+      <w:pPr>
+        <w:ind w:left="2160" w:hanging="360"/>
+      </w:pPr>
+      <w:rPr>
+        <w:rFonts w:ascii="Wingdings" w:hAnsi="Wingdings" w:hint="default"/>
+      </w:rPr>
+    </w:lvl>
+    <w:lvl w:ilvl="3" w:tplc="04150001" w:tentative="1">
+      <w:start w:val="1"/>
+      <w:numFmt w:val="bullet"/>
+      <w:lvlText w:val=""/>
+      <w:lvlJc w:val="left"/>
+      <w:pPr>
+        <w:ind w:left="2880" w:hanging="360"/>
+      </w:pPr>
+      <w:rPr>
+        <w:rFonts w:ascii="Symbol" w:hAnsi="Symbol" w:hint="default"/>
+      </w:rPr>
+    </w:lvl>
+    <w:lvl w:ilvl="4" w:tplc="04150003" w:tentative="1">
+      <w:start w:val="1"/>
+      <w:numFmt w:val="bullet"/>
+      <w:lvlText w:val="o"/>
+      <w:lvlJc w:val="left"/>
+      <w:pPr>
+        <w:ind w:left="3600" w:hanging="360"/>
+      </w:pPr>
+      <w:rPr>
+        <w:rFonts w:ascii="Courier New" w:hAnsi="Courier New" w:cs="Courier New" w:hint="default"/>
+      </w:rPr>
+    </w:lvl>
+    <w:lvl w:ilvl="5" w:tplc="04150005" w:tentative="1">
+      <w:start w:val="1"/>
+      <w:numFmt w:val="bullet"/>
+      <w:lvlText w:val=""/>
+      <w:lvlJc w:val="left"/>
+      <w:pPr>
+        <w:ind w:left="4320" w:hanging="360"/>
+      </w:pPr>
+      <w:rPr>
+        <w:rFonts w:ascii="Wingdings" w:hAnsi="Wingdings" w:hint="default"/>
+      </w:rPr>
+    </w:lvl>
+    <w:lvl w:ilvl="6" w:tplc="04150001" w:tentative="1">
+      <w:start w:val="1"/>
+      <w:numFmt w:val="bullet"/>
+      <w:lvlText w:val=""/>
+      <w:lvlJc w:val="left"/>
+      <w:pPr>
+        <w:ind w:left="5040" w:hanging="360"/>
+      </w:pPr>
+      <w:rPr>
+        <w:rFonts w:ascii="Symbol" w:hAnsi="Symbol" w:hint="default"/>
+      </w:rPr>
+    </w:lvl>
+    <w:lvl w:ilvl="7" w:tplc="04150003" w:tentative="1">
+      <w:start w:val="1"/>
+      <w:numFmt w:val="bullet"/>
+      <w:lvlText w:val="o"/>
+      <w:lvlJc w:val="left"/>
+      <w:pPr>
+        <w:ind w:left="5760" w:hanging="360"/>
+      </w:pPr>
+      <w:rPr>
+        <w:rFonts w:ascii="Courier New" w:hAnsi="Courier New" w:cs="Courier New" w:hint="default"/>
+      </w:rPr>
+    </w:lvl>
+    <w:lvl w:ilvl="8" w:tplc="04150005" w:tentative="1">
+      <w:start w:val="1"/>
+      <w:numFmt w:val="bullet"/>
+      <w:lvlText w:val=""/>
+      <w:lvlJc w:val="left"/>
+      <w:pPr>
+        <w:ind w:left="6480" w:hanging="360"/>
+      </w:pPr>
+      <w:rPr>
+        <w:rFonts w:ascii="Wingdings" w:hAnsi="Wingdings" w:hint="default"/>
+      </w:rPr>
+    </w:lvl>
+  </w:abstractNum>
+  <w:abstractNum w:abstractNumId="7" w15:restartNumberingAfterBreak="0">
+    <w:nsid w:val="78534C15"/>
+    <w:multiLevelType w:val="hybridMultilevel"/>
+    <w:tmpl w:val="1A98A004"/>
+    <w:lvl w:ilvl="0" w:tplc="04150001">
+      <w:start w:val="1"/>
+      <w:numFmt w:val="bullet"/>
+      <w:lvlText w:val=""/>
+      <w:lvlJc w:val="left"/>
+      <w:pPr>
+        <w:ind w:left="720" w:hanging="360"/>
+      </w:pPr>
+      <w:rPr>
+        <w:rFonts w:ascii="Symbol" w:hAnsi="Symbol" w:hint="default"/>
+      </w:rPr>
+    </w:lvl>
+    <w:lvl w:ilvl="1" w:tplc="04150003" w:tentative="1">
+      <w:start w:val="1"/>
+      <w:numFmt w:val="bullet"/>
+      <w:lvlText w:val="o"/>
+      <w:lvlJc w:val="left"/>
+      <w:pPr>
+        <w:ind w:left="1440" w:hanging="360"/>
+      </w:pPr>
+      <w:rPr>
+        <w:rFonts w:ascii="Courier New" w:hAnsi="Courier New" w:cs="Courier New" w:hint="default"/>
+      </w:rPr>
+    </w:lvl>
+    <w:lvl w:ilvl="2" w:tplc="04150005" w:tentative="1">
+      <w:start w:val="1"/>
+      <w:numFmt w:val="bullet"/>
+      <w:lvlText w:val=""/>
+      <w:lvlJc w:val="left"/>
+      <w:pPr>
+        <w:ind w:left="2160" w:hanging="360"/>
+      </w:pPr>
+      <w:rPr>
+        <w:rFonts w:ascii="Wingdings" w:hAnsi="Wingdings" w:hint="default"/>
+      </w:rPr>
+    </w:lvl>
+    <w:lvl w:ilvl="3" w:tplc="04150001" w:tentative="1">
+      <w:start w:val="1"/>
+      <w:numFmt w:val="bullet"/>
+      <w:lvlText w:val=""/>
+      <w:lvlJc w:val="left"/>
+      <w:pPr>
+        <w:ind w:left="2880" w:hanging="360"/>
+      </w:pPr>
+      <w:rPr>
+        <w:rFonts w:ascii="Symbol" w:hAnsi="Symbol" w:hint="default"/>
+      </w:rPr>
+    </w:lvl>
+    <w:lvl w:ilvl="4" w:tplc="04150003" w:tentative="1">
+      <w:start w:val="1"/>
+      <w:numFmt w:val="bullet"/>
+      <w:lvlText w:val="o"/>
+      <w:lvlJc w:val="left"/>
+      <w:pPr>
+        <w:ind w:left="3600" w:hanging="360"/>
+      </w:pPr>
+      <w:rPr>
+        <w:rFonts w:ascii="Courier New" w:hAnsi="Courier New" w:cs="Courier New" w:hint="default"/>
+      </w:rPr>
+    </w:lvl>
+    <w:lvl w:ilvl="5" w:tplc="04150005" w:tentative="1">
+      <w:start w:val="1"/>
+      <w:numFmt w:val="bullet"/>
+      <w:lvlText w:val=""/>
+      <w:lvlJc w:val="left"/>
+      <w:pPr>
+        <w:ind w:left="4320" w:hanging="360"/>
+      </w:pPr>
+      <w:rPr>
+        <w:rFonts w:ascii="Wingdings" w:hAnsi="Wingdings" w:hint="default"/>
+      </w:rPr>
+    </w:lvl>
+    <w:lvl w:ilvl="6" w:tplc="04150001" w:tentative="1">
+      <w:start w:val="1"/>
+      <w:numFmt w:val="bullet"/>
+      <w:lvlText w:val=""/>
+      <w:lvlJc w:val="left"/>
+      <w:pPr>
+        <w:ind w:left="5040" w:hanging="360"/>
+      </w:pPr>
+      <w:rPr>
+        <w:rFonts w:ascii="Symbol" w:hAnsi="Symbol" w:hint="default"/>
+      </w:rPr>
+    </w:lvl>
+    <w:lvl w:ilvl="7" w:tplc="04150003" w:tentative="1">
+      <w:start w:val="1"/>
+      <w:numFmt w:val="bullet"/>
+      <w:lvlText w:val="o"/>
+      <w:lvlJc w:val="left"/>
+      <w:pPr>
+        <w:ind w:left="5760" w:hanging="360"/>
+      </w:pPr>
+      <w:rPr>
+        <w:rFonts w:ascii="Courier New" w:hAnsi="Courier New" w:cs="Courier New" w:hint="default"/>
+      </w:rPr>
+    </w:lvl>
+    <w:lvl w:ilvl="8" w:tplc="04150005" w:tentative="1">
+      <w:start w:val="1"/>
+      <w:numFmt w:val="bullet"/>
+      <w:lvlText w:val=""/>
+      <w:lvlJc w:val="left"/>
+      <w:pPr>
+        <w:ind w:left="6480" w:hanging="360"/>
+      </w:pPr>
+      <w:rPr>
+        <w:rFonts w:ascii="Wingdings" w:hAnsi="Wingdings" w:hint="default"/>
+      </w:rPr>
+    </w:lvl>
+  </w:abstractNum>
+  <w:num w:numId="1" w16cid:durableId="1500736399">
+    <w:abstractNumId w:val="0"/>
+  </w:num>
+  <w:num w:numId="2" w16cid:durableId="1841001620">
+    <w:abstractNumId w:val="2"/>
+  </w:num>
+  <w:num w:numId="3" w16cid:durableId="370956385">
+    <w:abstractNumId w:val="3"/>
+  </w:num>
+  <w:num w:numId="4" w16cid:durableId="470830504">
+    <w:abstractNumId w:val="4"/>
+  </w:num>
+  <w:num w:numId="5" w16cid:durableId="575281323">
+    <w:abstractNumId w:val="1"/>
+  </w:num>
+  <w:num w:numId="6" w16cid:durableId="1279069137">
+    <w:abstractNumId w:val="6"/>
+  </w:num>
+  <w:num w:numId="7" w16cid:durableId="1188910365">
+    <w:abstractNumId w:val="7"/>
+  </w:num>
+  <w:num w:numId="8" w16cid:durableId="154536138">
+    <w:abstractNumId w:val="5"/>
+  </w:num>
+</w:numbering>
 </file>
 
 <file path=word/styles.xml><?xml version="1.0" encoding="utf-8"?>
@@ -413,6 +4035,7 @@
   <w:style w:type="paragraph" w:default="1" w:styleId="Normalny">
     <w:name w:val="Normal"/>
     <w:qFormat/>
+    <w:rsid w:val="00233115"/>
   </w:style>
   <w:style w:type="paragraph" w:styleId="Nagwek1">
     <w:name w:val="heading 1"/>
@@ -441,7 +4064,6 @@
     <w:next w:val="Normalny"/>
     <w:link w:val="Nagwek2Znak"/>
     <w:uiPriority w:val="9"/>
-    <w:semiHidden/>
     <w:unhideWhenUsed/>
     <w:qFormat/>
     <w:rsid w:val="00B55A68"/>
@@ -616,7 +4238,6 @@
   <w:style w:type="character" w:default="1" w:styleId="Domylnaczcionkaakapitu">
     <w:name w:val="Default Paragraph Font"/>
     <w:uiPriority w:val="1"/>
-    <w:semiHidden/>
     <w:unhideWhenUsed/>
   </w:style>
   <w:style w:type="table" w:default="1" w:styleId="Standardowy">
@@ -658,7 +4279,6 @@
     <w:basedOn w:val="Domylnaczcionkaakapitu"/>
     <w:link w:val="Nagwek2"/>
     <w:uiPriority w:val="9"/>
-    <w:semiHidden/>
     <w:rsid w:val="00B55A68"/>
     <w:rPr>
       <w:rFonts w:asciiTheme="majorHAnsi" w:eastAsiaTheme="majorEastAsia" w:hAnsiTheme="majorHAnsi" w:cstheme="majorBidi"/>
@@ -928,6 +4548,29 @@
       <w:smallCaps/>
       <w:color w:val="0F4761" w:themeColor="accent1" w:themeShade="BF"/>
       <w:spacing w:val="5"/>
+    </w:rPr>
+  </w:style>
+  <w:style w:type="character" w:styleId="Hipercze">
+    <w:name w:val="Hyperlink"/>
+    <w:basedOn w:val="Domylnaczcionkaakapitu"/>
+    <w:uiPriority w:val="99"/>
+    <w:unhideWhenUsed/>
+    <w:rsid w:val="005B3F28"/>
+    <w:rPr>
+      <w:color w:val="467886" w:themeColor="hyperlink"/>
+      <w:u w:val="single"/>
+    </w:rPr>
+  </w:style>
+  <w:style w:type="character" w:styleId="Nierozpoznanawzmianka">
+    <w:name w:val="Unresolved Mention"/>
+    <w:basedOn w:val="Domylnaczcionkaakapitu"/>
+    <w:uiPriority w:val="99"/>
+    <w:semiHidden/>
+    <w:unhideWhenUsed/>
+    <w:rsid w:val="005B3F28"/>
+    <w:rPr>
+      <w:color w:val="605E5C"/>
+      <w:shd w:val="clear" w:color="auto" w:fill="E1DFDD"/>
     </w:rPr>
   </w:style>
 </w:styles>
